--- a/svoyo-delo/대본/7부/05화_Konflikt.docx
+++ b/svoyo-delo/대본/7부/05화_Konflikt.docx
@@ -939,7 +939,7 @@
         <w:t xml:space="preserve"> </w:t>
       </w:r>
       <w:r>
-        <w:t xml:space="preserve">- 규칙: 지문 없음. 전 화 100% 「화자명: 대사」. 1턴 18단어 이내 + 긴 턴 10~15회(30~55단어). 문법 초점(C1): 사과의 범위 표현(извиняться за то, в чём…), 대조(Не против вас. Против вашего страха), 조건 비교(Если придёт — …; если не придёт — …), 수동·명사화(засчитываться в план; конфликт интересов).</w:t>
+        <w:t xml:space="preserve">- 규칙: 지문 없음. 전 화 100% 「화자명: 대사」. 1턴 24단어 이내 + 긴 턴 10~15회(35~60단어). 문법 초점(C1): 사과의 범위 표현(извиняться за то, в чём…), 대조(Не против вас. Против вашего страха), 조건 비교(Если придёт — …; если не придёт — …), 수동·명사화(засчитываться в план; конфликт интересов).</w:t>
       </w:r>
       <w:r>
         <w:t xml:space="preserve"> </w:t>
@@ -1142,119 +1142,119 @@
         <w:pStyle w:val="FirstParagraph"/>
       </w:pPr>
       <w:r>
-        <w:t xml:space="preserve">ALEKSEY: Господин Чхве? Воронцов. Я хотел бы поговорить. О «Ладоге».</w:t>
-      </w:r>
-    </w:p>
-    <w:p>
-      <w:pPr>
-        <w:pStyle w:val="BodyText"/>
-      </w:pPr>
-      <w:r>
-        <w:t xml:space="preserve">CHOI: Воронцов. Вы хотели поговорить в ноябре. Когда подписывали договор. Сейчас — поздно для телефона.</w:t>
-      </w:r>
-    </w:p>
-    <w:p>
-      <w:pPr>
-        <w:pStyle w:val="BodyText"/>
-      </w:pPr>
-      <w:r>
-        <w:t xml:space="preserve">ALEKSEY: Тогда скажите, где и когда. Я приеду.</w:t>
-      </w:r>
-    </w:p>
-    <w:p>
-      <w:pPr>
-        <w:pStyle w:val="BodyText"/>
-      </w:pPr>
-      <w:r>
-        <w:t xml:space="preserve">CHOI: Алматы. Я здесь до пятницы. Четверг, десять утра. «Алатау Мед». Без Доюна.</w:t>
-      </w:r>
-    </w:p>
-    <w:p>
-      <w:pPr>
-        <w:pStyle w:val="BodyText"/>
-      </w:pPr>
-      <w:r>
-        <w:t xml:space="preserve">ALEKSEY: Без Доюна? Почему?</w:t>
-      </w:r>
-    </w:p>
-    <w:p>
-      <w:pPr>
-        <w:pStyle w:val="BodyText"/>
-      </w:pPr>
-      <w:r>
-        <w:t xml:space="preserve">CHOI: Потому что Доюн — переводчик президента. А я хочу говорить с вами, а не с президентом. По-русски. Я умею.</w:t>
-      </w:r>
-    </w:p>
-    <w:p>
-      <w:pPr>
-        <w:pStyle w:val="BodyText"/>
-      </w:pPr>
-      <w:r>
-        <w:t xml:space="preserve">IRINA: Положил трубку. Алексей, я лечу с вами. С цифрами. Я посчитала — сколько врачей пересекается.</w:t>
-      </w:r>
-    </w:p>
-    <w:p>
-      <w:pPr>
-        <w:pStyle w:val="BodyText"/>
-      </w:pPr>
-      <w:r>
-        <w:t xml:space="preserve">ALEKSEY: Сколько?</w:t>
-      </w:r>
-    </w:p>
-    <w:p>
-      <w:pPr>
-        <w:pStyle w:val="BodyText"/>
-      </w:pPr>
-      <w:r>
-        <w:t xml:space="preserve">IRINA: В Москве — восемнадцать процентов врачей купят оба. В Алматы — неизвестно.</w:t>
-      </w:r>
-    </w:p>
-    <w:p>
-      <w:pPr>
-        <w:pStyle w:val="BodyText"/>
-      </w:pPr>
-      <w:r>
-        <w:t xml:space="preserve">OLGA: Лёша. Помни: это конфликт интересов не между нами и им. Между ним и его президентом. Мы — только повод.</w:t>
-      </w:r>
-    </w:p>
-    <w:p>
-      <w:pPr>
-        <w:pStyle w:val="BodyText"/>
-      </w:pPr>
-      <w:r>
-        <w:t xml:space="preserve">ALEKSEY: Повод, который приедет к нему с пирогами.</w:t>
-      </w:r>
-    </w:p>
-    <w:p>
-      <w:pPr>
-        <w:pStyle w:val="BodyText"/>
-      </w:pPr>
-      <w:r>
-        <w:t xml:space="preserve">OLGA: С какими пирогами?</w:t>
-      </w:r>
-    </w:p>
-    <w:p>
-      <w:pPr>
-        <w:pStyle w:val="BodyText"/>
-      </w:pPr>
-      <w:r>
-        <w:t xml:space="preserve">ALEKSEY: Бабушка испекла. Три штуки. Сказала: «Сытый слушает». Руки устали, но испекла.</w:t>
-      </w:r>
-    </w:p>
-    <w:p>
-      <w:pPr>
-        <w:pStyle w:val="BodyText"/>
-      </w:pPr>
-      <w:r>
-        <w:t xml:space="preserve">OLGA: Тогда вези. Аргумент сильнее моих.</w:t>
-      </w:r>
-    </w:p>
-    <w:p>
-      <w:pPr>
-        <w:pStyle w:val="BodyText"/>
-      </w:pPr>
-      <w:r>
-        <w:t xml:space="preserve">IRINA: Пироги в самолёте — это ручная кладь. Я проверила правила.</w:t>
+        <w:t xml:space="preserve">ALEKSEY: Господин Чхве? Это Воронцов. Я хотел бы с вами поговорить о «Ладоге», если у вас есть время.</w:t>
+      </w:r>
+    </w:p>
+    <w:p>
+      <w:pPr>
+        <w:pStyle w:val="BodyText"/>
+      </w:pPr>
+      <w:r>
+        <w:t xml:space="preserve">CHOI: Воронцов. Вам нужно было хотеть поговорить в ноябре, когда вы подписывали договор. Сейчас — поздно для телефона.</w:t>
+      </w:r>
+    </w:p>
+    <w:p>
+      <w:pPr>
+        <w:pStyle w:val="BodyText"/>
+      </w:pPr>
+      <w:r>
+        <w:t xml:space="preserve">ALEKSEY: Тогда скажите, где и когда вам удобно, и я приеду к вам сам.</w:t>
+      </w:r>
+    </w:p>
+    <w:p>
+      <w:pPr>
+        <w:pStyle w:val="BodyText"/>
+      </w:pPr>
+      <w:r>
+        <w:t xml:space="preserve">CHOI: В Алматы, я здесь до пятницы. В четверг, в десять утра, в «Алатау Мед». И без Доюна.</w:t>
+      </w:r>
+    </w:p>
+    <w:p>
+      <w:pPr>
+        <w:pStyle w:val="BodyText"/>
+      </w:pPr>
+      <w:r>
+        <w:t xml:space="preserve">ALEKSEY: Без Доюна? Почему? Он ведь всегда помогает нам понимать друг друга.</w:t>
+      </w:r>
+    </w:p>
+    <w:p>
+      <w:pPr>
+        <w:pStyle w:val="BodyText"/>
+      </w:pPr>
+      <w:r>
+        <w:t xml:space="preserve">CHOI: Потому что Доюн — переводчик президента, а я хочу говорить с вами, а не с президентом. По-русски, я умею.</w:t>
+      </w:r>
+    </w:p>
+    <w:p>
+      <w:pPr>
+        <w:pStyle w:val="BodyText"/>
+      </w:pPr>
+      <w:r>
+        <w:t xml:space="preserve">IRINA: Он положил трубку. Алексей, я лечу с вами, с цифрами. Я уже посчитала, сколько врачей у нас пересекается.</w:t>
+      </w:r>
+    </w:p>
+    <w:p>
+      <w:pPr>
+        <w:pStyle w:val="BodyText"/>
+      </w:pPr>
+      <w:r>
+        <w:t xml:space="preserve">ALEKSEY: И сколько их получается? Это много или терпимо?</w:t>
+      </w:r>
+    </w:p>
+    <w:p>
+      <w:pPr>
+        <w:pStyle w:val="BodyText"/>
+      </w:pPr>
+      <w:r>
+        <w:t xml:space="preserve">IRINA: В Москве восемнадцать процентов врачей купят оба геля, а в Алматы пока неизвестно.</w:t>
+      </w:r>
+    </w:p>
+    <w:p>
+      <w:pPr>
+        <w:pStyle w:val="BodyText"/>
+      </w:pPr>
+      <w:r>
+        <w:t xml:space="preserve">OLGA: Лёша, помни: это конфликт интересов не между нами и им, а между ним и его президентом. Мы только повод.</w:t>
+      </w:r>
+    </w:p>
+    <w:p>
+      <w:pPr>
+        <w:pStyle w:val="BodyText"/>
+      </w:pPr>
+      <w:r>
+        <w:t xml:space="preserve">ALEKSEY: Повод, который приедет к нему с пирогами, между прочим.</w:t>
+      </w:r>
+    </w:p>
+    <w:p>
+      <w:pPr>
+        <w:pStyle w:val="BodyText"/>
+      </w:pPr>
+      <w:r>
+        <w:t xml:space="preserve">OLGA: С какими ещё пирогами? Ты сейчас серьёзно говоришь?</w:t>
+      </w:r>
+    </w:p>
+    <w:p>
+      <w:pPr>
+        <w:pStyle w:val="BodyText"/>
+      </w:pPr>
+      <w:r>
+        <w:t xml:space="preserve">ALEKSEY: Бабушка испекла три штуки и сказала: «Сытый слушает». Руки у неё устали, но она всё равно испекла.</w:t>
+      </w:r>
+    </w:p>
+    <w:p>
+      <w:pPr>
+        <w:pStyle w:val="BodyText"/>
+      </w:pPr>
+      <w:r>
+        <w:t xml:space="preserve">OLGA: Тогда вези обязательно. Это аргумент посильнее всех моих.</w:t>
+      </w:r>
+    </w:p>
+    <w:p>
+      <w:pPr>
+        <w:pStyle w:val="BodyText"/>
+      </w:pPr>
+      <w:r>
+        <w:t xml:space="preserve">IRINA: Пироги в самолёте можно везти как ручную кладь, я уже проверила правила.</w:t>
       </w:r>
     </w:p>
     <w:bookmarkEnd w:id="21"/>
@@ -1272,279 +1272,279 @@
         <w:pStyle w:val="FirstParagraph"/>
       </w:pPr>
       <w:r>
-        <w:t xml:space="preserve">CHOI: Садитесь. Чай. Казахский, с молоком. Здесь так принято. Айгерим придёт позже. Сначала — мы.</w:t>
-      </w:r>
-    </w:p>
-    <w:p>
-      <w:pPr>
-        <w:pStyle w:val="BodyText"/>
-      </w:pPr>
-      <w:r>
-        <w:t xml:space="preserve">ALEKSEY: Спасибо. Господин Чхве, я привёз вам… это пироги. От моей бабушки. С капустой.</w:t>
-      </w:r>
-    </w:p>
-    <w:p>
-      <w:pPr>
-        <w:pStyle w:val="BodyText"/>
-      </w:pPr>
-      <w:r>
-        <w:t xml:space="preserve">CHOI: Пироги? Вы привезли мне пироги из Москвы? В Алматы?</w:t>
-      </w:r>
-    </w:p>
-    <w:p>
-      <w:pPr>
-        <w:pStyle w:val="BodyText"/>
-      </w:pPr>
-      <w:r>
-        <w:t xml:space="preserve">ALEKSEY: Бабушка сказала: голодный человек торгуется. Сытый — слушает.</w:t>
-      </w:r>
-    </w:p>
-    <w:p>
-      <w:pPr>
-        <w:pStyle w:val="BodyText"/>
-      </w:pPr>
-      <w:r>
-        <w:t xml:space="preserve">CHOI: Ваша бабушка — переговорщик. Хорошо. Я съем один. Потом буду кричать.</w:t>
-      </w:r>
-    </w:p>
-    <w:p>
-      <w:pPr>
-        <w:pStyle w:val="BodyText"/>
-      </w:pPr>
-      <w:r>
-        <w:t xml:space="preserve">ALEKSEY: Кричите. Я за этим и приехал.</w:t>
-      </w:r>
-    </w:p>
-    <w:p>
-      <w:pPr>
-        <w:pStyle w:val="BodyText"/>
-      </w:pPr>
-      <w:r>
-        <w:t xml:space="preserve">IRINA: Можно сначала цифры? До крика?</w:t>
-      </w:r>
-    </w:p>
-    <w:p>
-      <w:pPr>
-        <w:pStyle w:val="BodyText"/>
-      </w:pPr>
-      <w:r>
-        <w:t xml:space="preserve">CHOI: Нет. Сначала — я. Три пункта. Первый. Вы делаете конкурента «Седжину». Наш гель, наш завод, наша линия — и чужое имя. Через три года врач в Москве скажет: «Зачем мне „Седжин”, если есть „Ладога”?»</w:t>
-      </w:r>
-    </w:p>
-    <w:p>
-      <w:pPr>
-        <w:pStyle w:val="BodyText"/>
-      </w:pPr>
-      <w:r>
-        <w:t xml:space="preserve">ALEKSEY: Второй?</w:t>
-      </w:r>
-    </w:p>
-    <w:p>
-      <w:pPr>
-        <w:pStyle w:val="BodyText"/>
-      </w:pPr>
-      <w:r>
-        <w:t xml:space="preserve">CHOI: Второй. Казахстан. Я три года строил здесь сеть. Сорок клиник. Каждого врача знаю по имени. Вы ставите казахский язык на коробку «Ладоги». Значит, вы идёте сюда. На мою землю. Которую мне дал президент.</w:t>
-      </w:r>
-    </w:p>
-    <w:p>
-      <w:pPr>
-        <w:pStyle w:val="BodyText"/>
-      </w:pPr>
-      <w:r>
-        <w:t xml:space="preserve">IRINA: Сорок клиник. Я знаю эту цифру. Мы их проверяли.</w:t>
-      </w:r>
-    </w:p>
-    <w:p>
-      <w:pPr>
-        <w:pStyle w:val="BodyText"/>
-      </w:pPr>
-      <w:r>
-        <w:t xml:space="preserve">ALEKSEY: Третий?</w:t>
-      </w:r>
-    </w:p>
-    <w:p>
-      <w:pPr>
-        <w:pStyle w:val="BodyText"/>
-      </w:pPr>
-      <w:r>
-        <w:t xml:space="preserve">CHOI: Третий — самый плохой. Я узнал из макета. На столе у Сохи, рядом с кружкой. Не от президента. Не от вас. От картинки с озером. Двадцать лет в продажах. Двадцать лет я узнаю всё первым — цены конкурентов, уход дистрибьюторов, болезни врачей. А тут я узнаю последним. Как мальчик.</w:t>
-      </w:r>
-    </w:p>
-    <w:p>
-      <w:pPr>
-        <w:pStyle w:val="BodyText"/>
-      </w:pPr>
-      <w:r>
-        <w:t xml:space="preserve">ALEKSEY: Третий — правда. Это наша ошибка тоже. Мы думали, президент расскажет. Президент думал, что мы расскажем. Никто не рассказал.</w:t>
-      </w:r>
-    </w:p>
-    <w:p>
-      <w:pPr>
-        <w:pStyle w:val="BodyText"/>
-      </w:pPr>
-      <w:r>
-        <w:t xml:space="preserve">CHOI: Это не ошибка. Это неуважение. В Корее за такое не здороваются.</w:t>
-      </w:r>
-    </w:p>
-    <w:p>
-      <w:pPr>
-        <w:pStyle w:val="BodyText"/>
-      </w:pPr>
-      <w:r>
-        <w:t xml:space="preserve">IRINA: В России за такое тоже не здороваются. Неделю.</w:t>
-      </w:r>
-    </w:p>
-    <w:p>
-      <w:pPr>
-        <w:pStyle w:val="BodyText"/>
-      </w:pPr>
-      <w:r>
-        <w:t xml:space="preserve">ALEKSEY: Тогда я прошу прощения. Лично. За то, что вы узнали из картинки. Не за «Ладогу». За картинку.</w:t>
-      </w:r>
-    </w:p>
-    <w:p>
-      <w:pPr>
-        <w:pStyle w:val="BodyText"/>
-      </w:pPr>
-      <w:r>
-        <w:t xml:space="preserve">CHOI: Вы извиняетесь не за всё. Только за часть.</w:t>
-      </w:r>
-    </w:p>
-    <w:p>
-      <w:pPr>
-        <w:pStyle w:val="BodyText"/>
-      </w:pPr>
-      <w:r>
-        <w:t xml:space="preserve">ALEKSEY: Я извиняюсь за то, в чём виноват. За «Ладогу» я не извиняюсь. Это не вина. Это решение. Его принимали три учредителя и ваш президент, открыто, на бумаге. Решение можно обсуждать. Можно спорить, можно даже отменить. Но за решение не прощают. Его либо принимают, либо нет.</w:t>
-      </w:r>
-    </w:p>
-    <w:p>
-      <w:pPr>
-        <w:pStyle w:val="BodyText"/>
-      </w:pPr>
-      <w:r>
-        <w:t xml:space="preserve">CHOI: Хм. Президент говорил: Воронцов не извиняется за решения. Только за ошибки. Я не верил.</w:t>
-      </w:r>
-    </w:p>
-    <w:p>
-      <w:pPr>
-        <w:pStyle w:val="BodyText"/>
-      </w:pPr>
-      <w:r>
-        <w:t xml:space="preserve">IRINA: Теперь — цифры?</w:t>
-      </w:r>
-    </w:p>
-    <w:p>
-      <w:pPr>
-        <w:pStyle w:val="BodyText"/>
-      </w:pPr>
-      <w:r>
-        <w:t xml:space="preserve">CHOI: Теперь — пирог. Потом цифры. Ваша бабушка права. Я голодный с утра.</w:t>
-      </w:r>
-    </w:p>
-    <w:p>
-      <w:pPr>
-        <w:pStyle w:val="BodyText"/>
-      </w:pPr>
-      <w:r>
-        <w:t xml:space="preserve">IRINA: Пока вы едите. Москва. Восемнадцать процентов врачей пересекаются. Остальные купят «Ладогу» вместо европейских гелей. Не вместо «Седжина».</w:t>
-      </w:r>
-    </w:p>
-    <w:p>
-      <w:pPr>
-        <w:pStyle w:val="BodyText"/>
-      </w:pPr>
-      <w:r>
-        <w:t xml:space="preserve">CHOI: Восемнадцать — это много. Это мои восемнадцать.</w:t>
-      </w:r>
-    </w:p>
-    <w:p>
-      <w:pPr>
-        <w:pStyle w:val="BodyText"/>
-      </w:pPr>
-      <w:r>
-        <w:t xml:space="preserve">ALEKSEY: Ваши. Я знаю. Вы их учили вместе с Корниловой.</w:t>
-      </w:r>
-    </w:p>
-    <w:p>
-      <w:pPr>
-        <w:pStyle w:val="BodyText"/>
-      </w:pPr>
-      <w:r>
-        <w:t xml:space="preserve">IRINA: Ваши восемнадцать купят «Ладогу» — но производит её Седжин. Тот же завод в Вонджу, та же линия, те же люди. Деньги за производство идут в Вонджу. Не к Волкову. Не к европейцам, которые продают дороже и не отвечают ночью. Каждый проданный шприц «Ладоги» — это заказ вашему заводу.</w:t>
-      </w:r>
-    </w:p>
-    <w:p>
-      <w:pPr>
-        <w:pStyle w:val="BodyText"/>
-      </w:pPr>
-      <w:r>
-        <w:t xml:space="preserve">CHOI: Не ко мне. К заводу. Мой отдел — продажи «Седжина». Мой план — коробки с надписью «Седжин». «Ладога» в мой план не входит. Каждая «Ладога» вместо «Седжина» — минус в моём плане. Совет директоров видит минус. Не видит завод.</w:t>
-      </w:r>
-    </w:p>
-    <w:p>
-      <w:pPr>
-        <w:pStyle w:val="BodyText"/>
-      </w:pPr>
-      <w:r>
-        <w:t xml:space="preserve">OLGA: Вот он, настоящий конфликт. Не между нами. Между отделом продаж и заводом. Внутри Седжина.</w:t>
-      </w:r>
-    </w:p>
-    <w:p>
-      <w:pPr>
-        <w:pStyle w:val="BodyText"/>
-      </w:pPr>
-      <w:r>
-        <w:t xml:space="preserve">CHOI: Кто это? Голос в телефоне?</w:t>
-      </w:r>
-    </w:p>
-    <w:p>
-      <w:pPr>
-        <w:pStyle w:val="BodyText"/>
-      </w:pPr>
-      <w:r>
-        <w:t xml:space="preserve">ALEKSEY: Ольга Миронова, наш юрист. На громкой. Я обещал вам без Доюна. Про Ольгу вы не говорили.</w:t>
-      </w:r>
-    </w:p>
-    <w:p>
-      <w:pPr>
-        <w:pStyle w:val="BodyText"/>
-      </w:pPr>
-      <w:r>
-        <w:t xml:space="preserve">CHOI: Хитро. Пусть говорит. Она права. Это конфликт внутри Седжина. Президент его создал. Президент молчит.</w:t>
-      </w:r>
-    </w:p>
-    <w:p>
-      <w:pPr>
-        <w:pStyle w:val="BodyText"/>
-      </w:pPr>
-      <w:r>
-        <w:t xml:space="preserve">ALEKSEY: Она слышит всё. И записывает. Привычка.</w:t>
-      </w:r>
-    </w:p>
-    <w:p>
-      <w:pPr>
-        <w:pStyle w:val="BodyText"/>
-      </w:pPr>
-      <w:r>
-        <w:t xml:space="preserve">OLGA: Тогда решение тоже внутри Седжина. Не у нас. Мы можем только предложить.</w:t>
-      </w:r>
-    </w:p>
-    <w:p>
-      <w:pPr>
-        <w:pStyle w:val="BodyText"/>
-      </w:pPr>
-      <w:r>
-        <w:t xml:space="preserve">CHOI: Предлагайте. Я ем второй пирог. У меня есть время.</w:t>
-      </w:r>
-    </w:p>
-    <w:p>
-      <w:pPr>
-        <w:pStyle w:val="BodyText"/>
-      </w:pPr>
-      <w:r>
-        <w:t xml:space="preserve">IRINA: Тогда у нас время до двенадцати. Айгерим обещала прийти.</w:t>
+        <w:t xml:space="preserve">CHOI: Садитесь. Вот чай, казахский, с молоком, здесь так принято. Айгерим придёт позже, а сначала поговорим мы.</w:t>
+      </w:r>
+    </w:p>
+    <w:p>
+      <w:pPr>
+        <w:pStyle w:val="BodyText"/>
+      </w:pPr>
+      <w:r>
+        <w:t xml:space="preserve">ALEKSEY: Спасибо. Господин Чхве, я привёз вам… это пироги от моей бабушки, с капустой.</w:t>
+      </w:r>
+    </w:p>
+    <w:p>
+      <w:pPr>
+        <w:pStyle w:val="BodyText"/>
+      </w:pPr>
+      <w:r>
+        <w:t xml:space="preserve">CHOI: Пироги? Вы привезли мне пироги из Москвы, в Алматы? Я правильно понимаю?</w:t>
+      </w:r>
+    </w:p>
+    <w:p>
+      <w:pPr>
+        <w:pStyle w:val="BodyText"/>
+      </w:pPr>
+      <w:r>
+        <w:t xml:space="preserve">ALEKSEY: Бабушка сказала, что голодный человек торгуется, а сытый слушает.</w:t>
+      </w:r>
+    </w:p>
+    <w:p>
+      <w:pPr>
+        <w:pStyle w:val="BodyText"/>
+      </w:pPr>
+      <w:r>
+        <w:t xml:space="preserve">CHOI: Ваша бабушка — настоящий переговорщик. Хорошо, я съем один, а потом буду кричать.</w:t>
+      </w:r>
+    </w:p>
+    <w:p>
+      <w:pPr>
+        <w:pStyle w:val="BodyText"/>
+      </w:pPr>
+      <w:r>
+        <w:t xml:space="preserve">ALEKSEY: Кричите, пожалуйста. Я, собственно, за этим и приехал.</w:t>
+      </w:r>
+    </w:p>
+    <w:p>
+      <w:pPr>
+        <w:pStyle w:val="BodyText"/>
+      </w:pPr>
+      <w:r>
+        <w:t xml:space="preserve">IRINA: Можно я сначала покажу цифры, до того как начнётся крик?</w:t>
+      </w:r>
+    </w:p>
+    <w:p>
+      <w:pPr>
+        <w:pStyle w:val="BodyText"/>
+      </w:pPr>
+      <w:r>
+        <w:t xml:space="preserve">CHOI: Нет, сначала я, и у меня три пункта. Первый: вы делаете конкурента «Седжину». Наш гель, наш завод, наша линия — и чужое имя. Через три года врач в Москве скажет: «Зачем мне „Седжин”, если есть „Ладога”?»</w:t>
+      </w:r>
+    </w:p>
+    <w:p>
+      <w:pPr>
+        <w:pStyle w:val="BodyText"/>
+      </w:pPr>
+      <w:r>
+        <w:t xml:space="preserve">ALEKSEY: Понимаю. А какой у вас второй пункт?</w:t>
+      </w:r>
+    </w:p>
+    <w:p>
+      <w:pPr>
+        <w:pStyle w:val="BodyText"/>
+      </w:pPr>
+      <w:r>
+        <w:t xml:space="preserve">CHOI: Второй — Казахстан. Я три года строил здесь сеть, сорок клиник, и каждого врача знаю по имени. А вы ставите казахский язык на коробку «Ладоги», значит, идёте сюда, на мою землю, которую мне дал сам президент, лично.</w:t>
+      </w:r>
+    </w:p>
+    <w:p>
+      <w:pPr>
+        <w:pStyle w:val="BodyText"/>
+      </w:pPr>
+      <w:r>
+        <w:t xml:space="preserve">IRINA: Сорок клиник — я знаю эту цифру, мы их проверяли.</w:t>
+      </w:r>
+    </w:p>
+    <w:p>
+      <w:pPr>
+        <w:pStyle w:val="BodyText"/>
+      </w:pPr>
+      <w:r>
+        <w:t xml:space="preserve">ALEKSEY: А третий пункт? Говорите всё, я слушаю.</w:t>
+      </w:r>
+    </w:p>
+    <w:p>
+      <w:pPr>
+        <w:pStyle w:val="BodyText"/>
+      </w:pPr>
+      <w:r>
+        <w:t xml:space="preserve">CHOI: Третий — самый плохой. Я узнал из макета на столе у Сохи, рядом с кружкой, а не от президента и не от вас, а от картинки с озером. Двадцать лет в продажах я узнаю всё первым: цены конкурентов, уход дистрибьюторов, болезни врачей. А тут я узнаю последним, как мальчик.</w:t>
+      </w:r>
+    </w:p>
+    <w:p>
+      <w:pPr>
+        <w:pStyle w:val="BodyText"/>
+      </w:pPr>
+      <w:r>
+        <w:t xml:space="preserve">ALEKSEY: Третий пункт — правда, и это наша ошибка тоже. Мы думали, что расскажет президент, а президент думал, что расскажем мы. В итоге никто не рассказал.</w:t>
+      </w:r>
+    </w:p>
+    <w:p>
+      <w:pPr>
+        <w:pStyle w:val="BodyText"/>
+      </w:pPr>
+      <w:r>
+        <w:t xml:space="preserve">CHOI: Это не ошибка, а неуважение. В Корее за такое перестают здороваться.</w:t>
+      </w:r>
+    </w:p>
+    <w:p>
+      <w:pPr>
+        <w:pStyle w:val="BodyText"/>
+      </w:pPr>
+      <w:r>
+        <w:t xml:space="preserve">IRINA: В России за такое тоже перестают здороваться, по крайней мере на неделю.</w:t>
+      </w:r>
+    </w:p>
+    <w:p>
+      <w:pPr>
+        <w:pStyle w:val="BodyText"/>
+      </w:pPr>
+      <w:r>
+        <w:t xml:space="preserve">ALEKSEY: Тогда я прошу прощения лично, за то, что вы узнали из картинки. Не за «Ладогу», а именно за картинку.</w:t>
+      </w:r>
+    </w:p>
+    <w:p>
+      <w:pPr>
+        <w:pStyle w:val="BodyText"/>
+      </w:pPr>
+      <w:r>
+        <w:t xml:space="preserve">CHOI: То есть вы извиняетесь не за всё, а только за часть. Интересно.</w:t>
+      </w:r>
+    </w:p>
+    <w:p>
+      <w:pPr>
+        <w:pStyle w:val="BodyText"/>
+      </w:pPr>
+      <w:r>
+        <w:t xml:space="preserve">ALEKSEY: Я извиняюсь за то, в чём виноват. За «Ладогу» я не извиняюсь, потому что это не вина, а решение. Его принимали три учредителя и ваш президент, открыто, на бумаге. Решение можно обсуждать, можно спорить, можно даже отменить. Но за решение не прощают. Его либо принимают, либо нет.</w:t>
+      </w:r>
+    </w:p>
+    <w:p>
+      <w:pPr>
+        <w:pStyle w:val="BodyText"/>
+      </w:pPr>
+      <w:r>
+        <w:t xml:space="preserve">CHOI: Хм. Президент говорил, что Воронцов не извиняется за решения, только за ошибки. А я не верил.</w:t>
+      </w:r>
+    </w:p>
+    <w:p>
+      <w:pPr>
+        <w:pStyle w:val="BodyText"/>
+      </w:pPr>
+      <w:r>
+        <w:t xml:space="preserve">IRINA: Теперь можно перейти к цифрам? Я обещаю, это недолго.</w:t>
+      </w:r>
+    </w:p>
+    <w:p>
+      <w:pPr>
+        <w:pStyle w:val="BodyText"/>
+      </w:pPr>
+      <w:r>
+        <w:t xml:space="preserve">CHOI: Теперь пирог, а потом цифры. Ваша бабушка права: я голодный с самого утра.</w:t>
+      </w:r>
+    </w:p>
+    <w:p>
+      <w:pPr>
+        <w:pStyle w:val="BodyText"/>
+      </w:pPr>
+      <w:r>
+        <w:t xml:space="preserve">IRINA: Тогда пока вы едите. В Москве пересекаются восемнадцать процентов врачей, а остальные купят «Ладогу» вместо европейских гелей, а не вместо «Седжина».</w:t>
+      </w:r>
+    </w:p>
+    <w:p>
+      <w:pPr>
+        <w:pStyle w:val="BodyText"/>
+      </w:pPr>
+      <w:r>
+        <w:t xml:space="preserve">CHOI: Восемнадцать процентов — это много. И это мои восемнадцать процентов.</w:t>
+      </w:r>
+    </w:p>
+    <w:p>
+      <w:pPr>
+        <w:pStyle w:val="BodyText"/>
+      </w:pPr>
+      <w:r>
+        <w:t xml:space="preserve">ALEKSEY: Ваши, я знаю. Вы ведь учили их вместе с Корниловой.</w:t>
+      </w:r>
+    </w:p>
+    <w:p>
+      <w:pPr>
+        <w:pStyle w:val="BodyText"/>
+      </w:pPr>
+      <w:r>
+        <w:t xml:space="preserve">IRINA: Ваши восемнадцать купят «Ладогу», но производит её Седжин: тот же завод в Вонджу, та же линия, те же люди. Деньги за производство идут в Вонджу, а не к Волкову и не к европейцам, которые продают дороже и не отвечают ночью. Каждый проданный шприц «Ладоги» — это заказ вашему заводу.</w:t>
+      </w:r>
+    </w:p>
+    <w:p>
+      <w:pPr>
+        <w:pStyle w:val="BodyText"/>
+      </w:pPr>
+      <w:r>
+        <w:t xml:space="preserve">CHOI: Не мне, а заводу. Мой отдел — продажи «Седжина», и мой план — это коробки с надписью «Седжин». «Ладога» в мой план не входит, поэтому каждая «Ладога» вместо «Седжина» — минус в моём плане. Совет директоров видит минус, но не видит завод.</w:t>
+      </w:r>
+    </w:p>
+    <w:p>
+      <w:pPr>
+        <w:pStyle w:val="BodyText"/>
+      </w:pPr>
+      <w:r>
+        <w:t xml:space="preserve">OLGA: Вот он, настоящий конфликт: не между нами, а между отделом продаж и заводом, внутри Седжина.</w:t>
+      </w:r>
+    </w:p>
+    <w:p>
+      <w:pPr>
+        <w:pStyle w:val="BodyText"/>
+      </w:pPr>
+      <w:r>
+        <w:t xml:space="preserve">CHOI: А это кто? Чей это голос в телефоне?</w:t>
+      </w:r>
+    </w:p>
+    <w:p>
+      <w:pPr>
+        <w:pStyle w:val="BodyText"/>
+      </w:pPr>
+      <w:r>
+        <w:t xml:space="preserve">ALEKSEY: Ольга Миронова, наш юрист, на громкой связи. Я обещал вам без Доюна, а про Ольгу вы ничего не говорили.</w:t>
+      </w:r>
+    </w:p>
+    <w:p>
+      <w:pPr>
+        <w:pStyle w:val="BodyText"/>
+      </w:pPr>
+      <w:r>
+        <w:t xml:space="preserve">CHOI: Хитро. Пусть говорит, потому что она права: это конфликт внутри Седжина. Президент его создал, и президент молчит.</w:t>
+      </w:r>
+    </w:p>
+    <w:p>
+      <w:pPr>
+        <w:pStyle w:val="BodyText"/>
+      </w:pPr>
+      <w:r>
+        <w:t xml:space="preserve">ALEKSEY: Она слышит всё и всё записывает. Это у неё профессиональная привычка.</w:t>
+      </w:r>
+    </w:p>
+    <w:p>
+      <w:pPr>
+        <w:pStyle w:val="BodyText"/>
+      </w:pPr>
+      <w:r>
+        <w:t xml:space="preserve">OLGA: Тогда и решение тоже внутри Седжина, а не у нас. Мы можем только что-то предложить.</w:t>
+      </w:r>
+    </w:p>
+    <w:p>
+      <w:pPr>
+        <w:pStyle w:val="BodyText"/>
+      </w:pPr>
+      <w:r>
+        <w:t xml:space="preserve">CHOI: Предлагайте. Я ем второй пирог, так что время у меня есть.</w:t>
+      </w:r>
+    </w:p>
+    <w:p>
+      <w:pPr>
+        <w:pStyle w:val="BodyText"/>
+      </w:pPr>
+      <w:r>
+        <w:t xml:space="preserve">IRINA: Тогда у нас есть время до двенадцати, потому что Айгерим обещала прийти к этому часу.</w:t>
       </w:r>
     </w:p>
     <w:bookmarkEnd w:id="22"/>
@@ -1562,239 +1562,239 @@
         <w:pStyle w:val="FirstParagraph"/>
       </w:pPr>
       <w:r>
-        <w:t xml:space="preserve">AIGERIM: Можно? Айгерим. Господин Чхве, вы обещали позвать к двенадцати. Двенадцать.</w:t>
-      </w:r>
-    </w:p>
-    <w:p>
-      <w:pPr>
-        <w:pStyle w:val="BodyText"/>
-      </w:pPr>
-      <w:r>
-        <w:t xml:space="preserve">CHOI: Айгерим. Садитесь. Это Воронцов. Он привёз пироги. Попробуйте, пока я не съел всё.</w:t>
-      </w:r>
-    </w:p>
-    <w:p>
-      <w:pPr>
-        <w:pStyle w:val="BodyText"/>
-      </w:pPr>
-      <w:r>
-        <w:t xml:space="preserve">AIGERIM: Алексей Николаевич, здравствуйте. Мы виделись в прошлом году. Здесь. Я помню, вы рассказывали про картонку.</w:t>
-      </w:r>
-    </w:p>
-    <w:p>
-      <w:pPr>
-        <w:pStyle w:val="BodyText"/>
-      </w:pPr>
-      <w:r>
-        <w:t xml:space="preserve">ALEKSEY: Айгерим, здравствуйте. У меня к вам вопрос. Ваши врачи спрашивают про «Ладогу»?</w:t>
-      </w:r>
-    </w:p>
-    <w:p>
-      <w:pPr>
-        <w:pStyle w:val="BodyText"/>
-      </w:pPr>
-      <w:r>
-        <w:t xml:space="preserve">AIGERIM: Уже спрашивают. Макет кто-то выложил в профессиональный чат. Неделю назад. Три врача написали мне: «Когда будет?»</w:t>
-      </w:r>
-    </w:p>
-    <w:p>
-      <w:pPr>
-        <w:pStyle w:val="BodyText"/>
-      </w:pPr>
-      <w:r>
-        <w:t xml:space="preserve">CHOI: Вот. Видите? Ещё ничего нет — а мои врачи уже смотрят в сторону.</w:t>
-      </w:r>
-    </w:p>
-    <w:p>
-      <w:pPr>
-        <w:pStyle w:val="BodyText"/>
-      </w:pPr>
-      <w:r>
-        <w:t xml:space="preserve">AIGERIM: Господин Чхве, ваши врачи — это мои врачи. Я их привела, одного за другим, три года. Вы их научили, вместе с Динарой. Они не смотрят в сторону. Они смотрят вперёд. Это разное. Врач, который смотрит вперёд, остаётся с тем, кто ему это разрешает.</w:t>
-      </w:r>
-    </w:p>
-    <w:p>
-      <w:pPr>
-        <w:pStyle w:val="BodyText"/>
-      </w:pPr>
-      <w:r>
-        <w:t xml:space="preserve">CHOI: Айгерим, вы на чьей стороне?</w:t>
-      </w:r>
-    </w:p>
-    <w:p>
-      <w:pPr>
-        <w:pStyle w:val="BodyText"/>
-      </w:pPr>
-      <w:r>
-        <w:t xml:space="preserve">AIGERIM: На стороне Алматы. У меня один склад и сорок клиник. Мне всё равно, что написано на коробке. Мне важно, чтобы в коробке было то же самое. И чтобы ночью кто-то отвечал.</w:t>
-      </w:r>
-    </w:p>
-    <w:p>
-      <w:pPr>
-        <w:pStyle w:val="BodyText"/>
-      </w:pPr>
-      <w:r>
-        <w:t xml:space="preserve">CHOI: Все сегодня на чьей-то стороне. Никто — на моей.</w:t>
-      </w:r>
-    </w:p>
-    <w:p>
-      <w:pPr>
-        <w:pStyle w:val="BodyText"/>
-      </w:pPr>
-      <w:r>
-        <w:t xml:space="preserve">IRINA: Айгерим, сколько ваших врачей сдали экзамен Корниловой? Через Абенову?</w:t>
-      </w:r>
-    </w:p>
-    <w:p>
-      <w:pPr>
-        <w:pStyle w:val="BodyText"/>
-      </w:pPr>
-      <w:r>
-        <w:t xml:space="preserve">AIGERIM: Двенадцать. Из сорока клиник. Остальные — учатся.</w:t>
-      </w:r>
-    </w:p>
-    <w:p>
-      <w:pPr>
-        <w:pStyle w:val="BodyText"/>
-      </w:pPr>
-      <w:r>
-        <w:t xml:space="preserve">IRINA: «Ладога» — для тех, кто сдал. Это наше позиционирование. Двенадцать — это тридцать процентов. Остальные семьдесят — только «Седжин». Без вариантов.</w:t>
-      </w:r>
-    </w:p>
-    <w:p>
-      <w:pPr>
-        <w:pStyle w:val="BodyText"/>
-      </w:pPr>
-      <w:r>
-        <w:t xml:space="preserve">CHOI: Тридцать процентов. Мои лучшие тридцать. Те, что сдали экзамен. Вы забираете лучших.</w:t>
-      </w:r>
-    </w:p>
-    <w:p>
-      <w:pPr>
-        <w:pStyle w:val="BodyText"/>
-      </w:pPr>
-      <w:r>
-        <w:t xml:space="preserve">ALEKSEY: Мы не забираем. Мы даём второе. Основное блюдо — «Седжин». Сезонное — «Ладога».</w:t>
-      </w:r>
-    </w:p>
-    <w:p>
-      <w:pPr>
-        <w:pStyle w:val="BodyText"/>
-      </w:pPr>
-      <w:r>
-        <w:t xml:space="preserve">CHOI: Ресторан. Вы тоже из продаж, Воронцов. Красиво. Но врач закажет одно блюдо. Не два.</w:t>
-      </w:r>
-    </w:p>
-    <w:p>
-      <w:pPr>
-        <w:pStyle w:val="BodyText"/>
-      </w:pPr>
-      <w:r>
-        <w:t xml:space="preserve">AIGERIM: Не всегда. Губы — одно. Скулы — другое. Динара говорит: под разные зоны — разные гели. Ей бы хотелось два.</w:t>
-      </w:r>
-    </w:p>
-    <w:p>
-      <w:pPr>
-        <w:pStyle w:val="BodyText"/>
-      </w:pPr>
-      <w:r>
-        <w:t xml:space="preserve">CHOI: Абенова хочет два? Почему я узнаю это от вас, а не от неё?</w:t>
-      </w:r>
-    </w:p>
-    <w:p>
-      <w:pPr>
-        <w:pStyle w:val="BodyText"/>
-      </w:pPr>
-      <w:r>
-        <w:t xml:space="preserve">AIGERIM: Потому что вы, господин Чхве, приходите с планом. А я прихожу с чаем. С чаем рассказывают больше.</w:t>
-      </w:r>
-    </w:p>
-    <w:p>
-      <w:pPr>
-        <w:pStyle w:val="BodyText"/>
-      </w:pPr>
-      <w:r>
-        <w:t xml:space="preserve">CHOI: С чаем. С пирогами. Все против меня сегодня. Даже еда.</w:t>
-      </w:r>
-    </w:p>
-    <w:p>
-      <w:pPr>
-        <w:pStyle w:val="BodyText"/>
-      </w:pPr>
-      <w:r>
-        <w:t xml:space="preserve">ALEKSEY: Не против вас. Против вашего страха. Это разное.</w:t>
-      </w:r>
-    </w:p>
-    <w:p>
-      <w:pPr>
-        <w:pStyle w:val="BodyText"/>
-      </w:pPr>
-      <w:r>
-        <w:t xml:space="preserve">IRINA: Можно последнюю цифру? Если «Ладога» придёт в Казахстан сейчас — пересечение будет тридцать процентов. Ваших лучших тридцать. Если не придёт два года — пересечение ноль. Ваш план в Казахстане — без единой потери. А через два года посмотрим, что скажут ваши цифры. Не мои. Ваши.</w:t>
-      </w:r>
-    </w:p>
-    <w:p>
-      <w:pPr>
-        <w:pStyle w:val="BodyText"/>
-      </w:pPr>
-      <w:r>
-        <w:t xml:space="preserve">CHOI: Два года? Вы предлагаете не приходить два года?</w:t>
-      </w:r>
-    </w:p>
-    <w:p>
-      <w:pPr>
-        <w:pStyle w:val="BodyText"/>
-      </w:pPr>
-      <w:r>
-        <w:t xml:space="preserve">IRINA: Я ничего не предлагаю. Я показываю цифры. Предлагает Алексей.</w:t>
-      </w:r>
-    </w:p>
-    <w:p>
-      <w:pPr>
-        <w:pStyle w:val="BodyText"/>
-      </w:pPr>
-      <w:r>
-        <w:t xml:space="preserve">ALEKSEY: Предлагаю. Казахский на коробке остаётся. Но «Ладога» в Казахстан не идёт. Два года.</w:t>
-      </w:r>
-    </w:p>
-    <w:p>
-      <w:pPr>
-        <w:pStyle w:val="BodyText"/>
-      </w:pPr>
-      <w:r>
-        <w:t xml:space="preserve">AIGERIM: А мои три врача? Которые спрашивают?</w:t>
-      </w:r>
-    </w:p>
-    <w:p>
-      <w:pPr>
-        <w:pStyle w:val="BodyText"/>
-      </w:pPr>
-      <w:r>
-        <w:t xml:space="preserve">ALEKSEY: Скажите им правду. «Ладога» будет через два года. А пока — «Седжин». Тот же гель.</w:t>
-      </w:r>
-    </w:p>
-    <w:p>
-      <w:pPr>
-        <w:pStyle w:val="BodyText"/>
-      </w:pPr>
-      <w:r>
-        <w:t xml:space="preserve">AIGERIM: «Тот же гель» — это я им скажу с удовольствием. Это правда. Это хорошая правда.</w:t>
-      </w:r>
-    </w:p>
-    <w:p>
-      <w:pPr>
-        <w:pStyle w:val="BodyText"/>
-      </w:pPr>
-      <w:r>
-        <w:t xml:space="preserve">CHOI: Два года. Письменно, Воронцов. Не на словах.</w:t>
-      </w:r>
-    </w:p>
-    <w:p>
-      <w:pPr>
-        <w:pStyle w:val="BodyText"/>
-      </w:pPr>
-      <w:r>
-        <w:t xml:space="preserve">ALEKSEY: Письменно. Ольга уже пишет. Я слышу клавиатуру.</w:t>
+        <w:t xml:space="preserve">AIGERIM: Можно войти? Это Айгерим. Господин Чхве, вы обещали позвать меня к двенадцати, а сейчас как раз двенадцать.</w:t>
+      </w:r>
+    </w:p>
+    <w:p>
+      <w:pPr>
+        <w:pStyle w:val="BodyText"/>
+      </w:pPr>
+      <w:r>
+        <w:t xml:space="preserve">CHOI: Айгерим, садитесь. Это Воронцов, он привёз пироги. Попробуйте, пока я не съел всё сам.</w:t>
+      </w:r>
+    </w:p>
+    <w:p>
+      <w:pPr>
+        <w:pStyle w:val="BodyText"/>
+      </w:pPr>
+      <w:r>
+        <w:t xml:space="preserve">AIGERIM: Алексей Николаевич, здравствуйте! Мы виделись в прошлом году здесь, и я помню, как вы рассказывали про картонку.</w:t>
+      </w:r>
+    </w:p>
+    <w:p>
+      <w:pPr>
+        <w:pStyle w:val="BodyText"/>
+      </w:pPr>
+      <w:r>
+        <w:t xml:space="preserve">ALEKSEY: Айгерим, здравствуйте. У меня к вам вопрос: ваши врачи уже спрашивают про «Ладогу»?</w:t>
+      </w:r>
+    </w:p>
+    <w:p>
+      <w:pPr>
+        <w:pStyle w:val="BodyText"/>
+      </w:pPr>
+      <w:r>
+        <w:t xml:space="preserve">AIGERIM: Уже спрашивают. Неделю назад кто-то выложил макет в профессиональный чат, и три врача написали мне: «Когда будет?»</w:t>
+      </w:r>
+    </w:p>
+    <w:p>
+      <w:pPr>
+        <w:pStyle w:val="BodyText"/>
+      </w:pPr>
+      <w:r>
+        <w:t xml:space="preserve">CHOI: Вот, видите? Ещё ничего нет, а мои врачи уже смотрят в сторону.</w:t>
+      </w:r>
+    </w:p>
+    <w:p>
+      <w:pPr>
+        <w:pStyle w:val="BodyText"/>
+      </w:pPr>
+      <w:r>
+        <w:t xml:space="preserve">AIGERIM: Господин Чхве, ваши врачи — это мои врачи. Я приводила их одного за другим три года, а вы их учили вместе с Динарой. Они не смотрят в сторону. Они смотрят вперёд. Это разное, потому что врач, который смотрит вперёд, остаётся с тем, кто ему это разрешает.</w:t>
+      </w:r>
+    </w:p>
+    <w:p>
+      <w:pPr>
+        <w:pStyle w:val="BodyText"/>
+      </w:pPr>
+      <w:r>
+        <w:t xml:space="preserve">CHOI: Айгерим, а вы сами на чьей стороне в этом споре?</w:t>
+      </w:r>
+    </w:p>
+    <w:p>
+      <w:pPr>
+        <w:pStyle w:val="BodyText"/>
+      </w:pPr>
+      <w:r>
+        <w:t xml:space="preserve">AIGERIM: На стороне Алматы. У меня один склад и сорок клиник. Мне всё равно, что написано на коробке, мне важно, чтобы внутри было то же самое и чтобы ночью кто-то отвечал, когда пациентке плохо, а врач не знает, что делать.</w:t>
+      </w:r>
+    </w:p>
+    <w:p>
+      <w:pPr>
+        <w:pStyle w:val="BodyText"/>
+      </w:pPr>
+      <w:r>
+        <w:t xml:space="preserve">CHOI: Сегодня все на чьей-то стороне, и только на моей стороне никого нет.</w:t>
+      </w:r>
+    </w:p>
+    <w:p>
+      <w:pPr>
+        <w:pStyle w:val="BodyText"/>
+      </w:pPr>
+      <w:r>
+        <w:t xml:space="preserve">IRINA: Айгерим, сколько ваших врачей сдали экзамен Корниловой через Абенову?</w:t>
+      </w:r>
+    </w:p>
+    <w:p>
+      <w:pPr>
+        <w:pStyle w:val="BodyText"/>
+      </w:pPr>
+      <w:r>
+        <w:t xml:space="preserve">AIGERIM: Двенадцать на сорок клиник, а остальные пока ещё учатся.</w:t>
+      </w:r>
+    </w:p>
+    <w:p>
+      <w:pPr>
+        <w:pStyle w:val="BodyText"/>
+      </w:pPr>
+      <w:r>
+        <w:t xml:space="preserve">IRINA: «Ладога» — для тех, кто сдал, это наше позиционирование. Двенадцать — это тридцать процентов, а остальные семьдесят будут только с «Седжином», без вариантов.</w:t>
+      </w:r>
+    </w:p>
+    <w:p>
+      <w:pPr>
+        <w:pStyle w:val="BodyText"/>
+      </w:pPr>
+      <w:r>
+        <w:t xml:space="preserve">CHOI: Тридцать процентов, и это мои лучшие тридцать, те, кто сдал экзамен. Получается, вы забираете лучших.</w:t>
+      </w:r>
+    </w:p>
+    <w:p>
+      <w:pPr>
+        <w:pStyle w:val="BodyText"/>
+      </w:pPr>
+      <w:r>
+        <w:t xml:space="preserve">ALEKSEY: Мы не забираем, а даём второе блюдо. Основное блюдо — «Седжин», а сезонное — «Ладога».</w:t>
+      </w:r>
+    </w:p>
+    <w:p>
+      <w:pPr>
+        <w:pStyle w:val="BodyText"/>
+      </w:pPr>
+      <w:r>
+        <w:t xml:space="preserve">CHOI: Ресторан… Вы тоже из продаж, Воронцов, и это красиво. Но врач закажет одно блюдо, а не два.</w:t>
+      </w:r>
+    </w:p>
+    <w:p>
+      <w:pPr>
+        <w:pStyle w:val="BodyText"/>
+      </w:pPr>
+      <w:r>
+        <w:t xml:space="preserve">AIGERIM: Не всегда. Губы — одно, скулы — другое, и Динара говорит, что под разные зоны нужны разные гели. Ей бы хотелось иметь два.</w:t>
+      </w:r>
+    </w:p>
+    <w:p>
+      <w:pPr>
+        <w:pStyle w:val="BodyText"/>
+      </w:pPr>
+      <w:r>
+        <w:t xml:space="preserve">CHOI: Абенова хочет два геля? Почему я узнаю это от вас, а не от неё самой?</w:t>
+      </w:r>
+    </w:p>
+    <w:p>
+      <w:pPr>
+        <w:pStyle w:val="BodyText"/>
+      </w:pPr>
+      <w:r>
+        <w:t xml:space="preserve">AIGERIM: Потому что вы, господин Чхве, приходите с планом. А я прихожу с чаем, а за чаем люди рассказывают больше.</w:t>
+      </w:r>
+    </w:p>
+    <w:p>
+      <w:pPr>
+        <w:pStyle w:val="BodyText"/>
+      </w:pPr>
+      <w:r>
+        <w:t xml:space="preserve">CHOI: С чаем, с пирогами… Сегодня все против меня, даже еда.</w:t>
+      </w:r>
+    </w:p>
+    <w:p>
+      <w:pPr>
+        <w:pStyle w:val="BodyText"/>
+      </w:pPr>
+      <w:r>
+        <w:t xml:space="preserve">ALEKSEY: Не против вас. Против вашего страха. А это совсем разные вещи.</w:t>
+      </w:r>
+    </w:p>
+    <w:p>
+      <w:pPr>
+        <w:pStyle w:val="BodyText"/>
+      </w:pPr>
+      <w:r>
+        <w:t xml:space="preserve">IRINA: Можно последнюю цифру? Если «Ладога» придёт в Казахстан сейчас, пересечение будет тридцать процентов, ваших лучших. Если она не придёт два года, пересечение будет ноль, и ваш план в Казахстане пройдёт без единой потери. А через два года посмотрим, что скажут цифры, причём не мои, а ваши.</w:t>
+      </w:r>
+    </w:p>
+    <w:p>
+      <w:pPr>
+        <w:pStyle w:val="BodyText"/>
+      </w:pPr>
+      <w:r>
+        <w:t xml:space="preserve">CHOI: Два года? Вы предлагаете не приходить в Казахстан целых два года?</w:t>
+      </w:r>
+    </w:p>
+    <w:p>
+      <w:pPr>
+        <w:pStyle w:val="BodyText"/>
+      </w:pPr>
+      <w:r>
+        <w:t xml:space="preserve">IRINA: Я ничего не предлагаю, я только показываю цифры. Предлагает Алексей.</w:t>
+      </w:r>
+    </w:p>
+    <w:p>
+      <w:pPr>
+        <w:pStyle w:val="BodyText"/>
+      </w:pPr>
+      <w:r>
+        <w:t xml:space="preserve">ALEKSEY: Да, я предлагаю. Казахский язык на коробке остаётся, но «Ладога» в Казахстан не идёт два года.</w:t>
+      </w:r>
+    </w:p>
+    <w:p>
+      <w:pPr>
+        <w:pStyle w:val="BodyText"/>
+      </w:pPr>
+      <w:r>
+        <w:t xml:space="preserve">AIGERIM: А что мне сказать моим трём врачам, которые уже спрашивают?</w:t>
+      </w:r>
+    </w:p>
+    <w:p>
+      <w:pPr>
+        <w:pStyle w:val="BodyText"/>
+      </w:pPr>
+      <w:r>
+        <w:t xml:space="preserve">ALEKSEY: Скажите им правду: «Ладога» будет через два года, а пока есть «Седжин», тот же гель.</w:t>
+      </w:r>
+    </w:p>
+    <w:p>
+      <w:pPr>
+        <w:pStyle w:val="BodyText"/>
+      </w:pPr>
+      <w:r>
+        <w:t xml:space="preserve">AIGERIM: «Тот же гель» я им скажу с удовольствием, потому что это правда, и это хорошая правда.</w:t>
+      </w:r>
+    </w:p>
+    <w:p>
+      <w:pPr>
+        <w:pStyle w:val="BodyText"/>
+      </w:pPr>
+      <w:r>
+        <w:t xml:space="preserve">CHOI: Два года — но письменно, Воронцов, а не на словах.</w:t>
+      </w:r>
+    </w:p>
+    <w:p>
+      <w:pPr>
+        <w:pStyle w:val="BodyText"/>
+      </w:pPr>
+      <w:r>
+        <w:t xml:space="preserve">ALEKSEY: Письменно, конечно. Ольга уже пишет, я слышу клавиатуру.</w:t>
       </w:r>
     </w:p>
     <w:bookmarkEnd w:id="23"/>
@@ -1812,199 +1812,199 @@
         <w:pStyle w:val="FirstParagraph"/>
       </w:pPr>
       <w:r>
-        <w:t xml:space="preserve">CHOI: Два года без «Ладоги» в Казахстане. Это хорошо. Но это не решает Москву. Мои восемнадцать процентов.</w:t>
-      </w:r>
-    </w:p>
-    <w:p>
-      <w:pPr>
-        <w:pStyle w:val="BodyText"/>
-      </w:pPr>
-      <w:r>
-        <w:t xml:space="preserve">ALEKSEY: Москву решает не Москва. Москву решает Вонджу. Ваш план.</w:t>
-      </w:r>
-    </w:p>
-    <w:p>
-      <w:pPr>
-        <w:pStyle w:val="BodyText"/>
-      </w:pPr>
-      <w:r>
-        <w:t xml:space="preserve">CHOI: Что вы имеете в виду?</w:t>
-      </w:r>
-    </w:p>
-    <w:p>
-      <w:pPr>
-        <w:pStyle w:val="BodyText"/>
-      </w:pPr>
-      <w:r>
-        <w:t xml:space="preserve">OLGA: Если производство «Ладоги» будет засчитываться в план вашего отдела продаж, у вас не будет минуса. Ни одного. Каждая «Ладога» — это заказ на ваш завод, на вашу линию, с вашим гелем. Только с другой наклейкой. Тогда «Ладога» перестаёт быть вашим конкурентом. Она становится вашим клиентом. Самым требовательным.</w:t>
-      </w:r>
-    </w:p>
-    <w:p>
-      <w:pPr>
-        <w:pStyle w:val="BodyText"/>
-      </w:pPr>
-      <w:r>
-        <w:t xml:space="preserve">CHOI: Засчитываться в мой план? Это внутреннее решение Седжина. Это президент.</w:t>
-      </w:r>
-    </w:p>
-    <w:p>
-      <w:pPr>
-        <w:pStyle w:val="BodyText"/>
-      </w:pPr>
-      <w:r>
-        <w:t xml:space="preserve">ALEKSEY: Тогда позвоните ему. Вы. Это ваш вопрос к вашему президенту. Не мой.</w:t>
-      </w:r>
-    </w:p>
-    <w:p>
-      <w:pPr>
-        <w:pStyle w:val="BodyText"/>
-      </w:pPr>
-      <w:r>
-        <w:t xml:space="preserve">CHOI: Вы хотите, чтобы я позвонил президенту при вас?</w:t>
-      </w:r>
-    </w:p>
-    <w:p>
-      <w:pPr>
-        <w:pStyle w:val="BodyText"/>
-      </w:pPr>
-      <w:r>
-        <w:t xml:space="preserve">ALEKSEY: Нет. Я выйду. Айгерим, пойдёмте пить чай. Ирина — тоже.</w:t>
-      </w:r>
-    </w:p>
-    <w:p>
-      <w:pPr>
-        <w:pStyle w:val="BodyText"/>
-      </w:pPr>
-      <w:r>
-        <w:t xml:space="preserve">CHOI: Подождите. Сядьте. Я позвоню при вас. Пусть президент слышит, что вы здесь. Что вы приехали. С пирогами.</w:t>
-      </w:r>
-    </w:p>
-    <w:p>
-      <w:pPr>
-        <w:pStyle w:val="BodyText"/>
-      </w:pPr>
-      <w:r>
-        <w:t xml:space="preserve">IRINA: Набирает. По-корейски. Я ничего не понимаю, но тон — понимаю.</w:t>
-      </w:r>
-    </w:p>
-    <w:p>
-      <w:pPr>
-        <w:pStyle w:val="BodyText"/>
-      </w:pPr>
-      <w:r>
-        <w:t xml:space="preserve">AIGERIM: Он говорит быстро. Он всегда говорит быстро, когда злится. И медленно, когда боится.</w:t>
-      </w:r>
-    </w:p>
-    <w:p>
-      <w:pPr>
-        <w:pStyle w:val="BodyText"/>
-      </w:pPr>
-      <w:r>
-        <w:t xml:space="preserve">CHOI: Президент. Это Чхве. Я в Алматы. Воронцов здесь. Да. Сам приехал. Да, с пирогами.</w:t>
-      </w:r>
-    </w:p>
-    <w:p>
-      <w:pPr>
-        <w:pStyle w:val="BodyText"/>
-      </w:pPr>
-      <w:r>
-        <w:t xml:space="preserve">IRINA: Он засмеялся. Президент засмеялся? Я слышу через стол.</w:t>
-      </w:r>
-    </w:p>
-    <w:p>
-      <w:pPr>
-        <w:pStyle w:val="BodyText"/>
-      </w:pPr>
-      <w:r>
-        <w:t xml:space="preserve">AIGERIM: Президент смеётся? Это хороший знак. Или очень плохой.</w:t>
-      </w:r>
-    </w:p>
-    <w:p>
-      <w:pPr>
-        <w:pStyle w:val="BodyText"/>
-      </w:pPr>
-      <w:r>
-        <w:t xml:space="preserve">CHOI: Президент говорит по-русски. Специально для вас. Включаю громкую.</w:t>
-      </w:r>
-    </w:p>
-    <w:p>
-      <w:pPr>
-        <w:pStyle w:val="BodyText"/>
-      </w:pPr>
-      <w:r>
-        <w:t xml:space="preserve">YUN: Чхве, ты прав. Я должен был сказать тебе в ноябре. Я виноват. Не Воронцов. Я.</w:t>
-      </w:r>
-    </w:p>
-    <w:p>
-      <w:pPr>
-        <w:pStyle w:val="BodyText"/>
-      </w:pPr>
-      <w:r>
-        <w:t xml:space="preserve">CHOI: Президент… извиняется? Передо мной?</w:t>
-      </w:r>
-    </w:p>
-    <w:p>
-      <w:pPr>
-        <w:pStyle w:val="BodyText"/>
-      </w:pPr>
-      <w:r>
-        <w:t xml:space="preserve">YUN: Да. Второе. «Ладога» — в твой план. Каждая коробка. Это решение. Я подпишу сегодня.</w:t>
-      </w:r>
-    </w:p>
-    <w:p>
-      <w:pPr>
-        <w:pStyle w:val="BodyText"/>
-      </w:pPr>
-      <w:r>
-        <w:t xml:space="preserve">CHOI: В мой план. Каждая коробка.</w:t>
-      </w:r>
-    </w:p>
-    <w:p>
-      <w:pPr>
-        <w:pStyle w:val="BodyText"/>
-      </w:pPr>
-      <w:r>
-        <w:t xml:space="preserve">YUN: И третье. Чхве. Ты — единственный, кто кричал. Остальные молчали. Спасибо, что кричал. Молчание дороже.</w:t>
-      </w:r>
-    </w:p>
-    <w:p>
-      <w:pPr>
-        <w:pStyle w:val="BodyText"/>
-      </w:pPr>
-      <w:r>
-        <w:t xml:space="preserve">ALEKSEY: Господин президент, это Воронцов. Казахстан — два года без «Ладоги». Мы договорились с господином Чхве.</w:t>
-      </w:r>
-    </w:p>
-    <w:p>
-      <w:pPr>
-        <w:pStyle w:val="BodyText"/>
-      </w:pPr>
-      <w:r>
-        <w:t xml:space="preserve">YUN: Хорошо. Вы договорились вдвоём. Без меня. Это лучше всего. Я только подпишу.</w:t>
-      </w:r>
-    </w:p>
-    <w:p>
-      <w:pPr>
-        <w:pStyle w:val="BodyText"/>
-      </w:pPr>
-      <w:r>
-        <w:t xml:space="preserve">CHOI: Он положил трубку. Двадцать лет. Президент извинился первый раз. Передо мной. При русских.</w:t>
-      </w:r>
-    </w:p>
-    <w:p>
-      <w:pPr>
-        <w:pStyle w:val="BodyText"/>
-      </w:pPr>
-      <w:r>
-        <w:t xml:space="preserve">ALEKSEY: При русских — и при казахах. Айгерим всё слышала.</w:t>
-      </w:r>
-    </w:p>
-    <w:p>
-      <w:pPr>
-        <w:pStyle w:val="BodyText"/>
-      </w:pPr>
-      <w:r>
-        <w:t xml:space="preserve">AIGERIM: Я ничего не слышала. Я пила чай. Казахский. С молоком.</w:t>
+        <w:t xml:space="preserve">CHOI: Два года без «Ладоги» в Казахстане — это хорошо. Но это не решает Москву и мои восемнадцать процентов.</w:t>
+      </w:r>
+    </w:p>
+    <w:p>
+      <w:pPr>
+        <w:pStyle w:val="BodyText"/>
+      </w:pPr>
+      <w:r>
+        <w:t xml:space="preserve">ALEKSEY: Москву решает не Москва, а Вонджу, точнее ваш план.</w:t>
+      </w:r>
+    </w:p>
+    <w:p>
+      <w:pPr>
+        <w:pStyle w:val="BodyText"/>
+      </w:pPr>
+      <w:r>
+        <w:t xml:space="preserve">CHOI: Что вы имеете в виду? Объясните, пожалуйста, подробнее.</w:t>
+      </w:r>
+    </w:p>
+    <w:p>
+      <w:pPr>
+        <w:pStyle w:val="BodyText"/>
+      </w:pPr>
+      <w:r>
+        <w:t xml:space="preserve">OLGA: Если производство «Ладоги» будет засчитываться в план вашего отдела продаж, у вас не будет ни одного минуса. Каждая «Ладога» — это заказ на ваш завод, на вашу линию, с вашим гелем, только с другой наклейкой. Тогда «Ладога» перестаёт быть вашим конкурентом и становится вашим клиентом, причём самым требовательным.</w:t>
+      </w:r>
+    </w:p>
+    <w:p>
+      <w:pPr>
+        <w:pStyle w:val="BodyText"/>
+      </w:pPr>
+      <w:r>
+        <w:t xml:space="preserve">CHOI: Засчитываться в мой план? Но это внутреннее решение Седжина, и принимает его президент.</w:t>
+      </w:r>
+    </w:p>
+    <w:p>
+      <w:pPr>
+        <w:pStyle w:val="BodyText"/>
+      </w:pPr>
+      <w:r>
+        <w:t xml:space="preserve">ALEKSEY: Тогда позвоните ему вы. Это ваш вопрос к вашему президенту, а не мой.</w:t>
+      </w:r>
+    </w:p>
+    <w:p>
+      <w:pPr>
+        <w:pStyle w:val="BodyText"/>
+      </w:pPr>
+      <w:r>
+        <w:t xml:space="preserve">CHOI: Вы хотите, чтобы я позвонил президенту прямо при вас?</w:t>
+      </w:r>
+    </w:p>
+    <w:p>
+      <w:pPr>
+        <w:pStyle w:val="BodyText"/>
+      </w:pPr>
+      <w:r>
+        <w:t xml:space="preserve">ALEKSEY: Нет, я выйду. Айгерим, пойдёмте пить чай, и Ирина тоже с нами.</w:t>
+      </w:r>
+    </w:p>
+    <w:p>
+      <w:pPr>
+        <w:pStyle w:val="BodyText"/>
+      </w:pPr>
+      <w:r>
+        <w:t xml:space="preserve">CHOI: Подождите, сядьте. Я позвоню при вас, пусть президент слышит, что вы здесь, что вы приехали, да ещё с пирогами.</w:t>
+      </w:r>
+    </w:p>
+    <w:p>
+      <w:pPr>
+        <w:pStyle w:val="BodyText"/>
+      </w:pPr>
+      <w:r>
+        <w:t xml:space="preserve">IRINA: Он набирает номер и говорит по-корейски. Я ничего не понимаю, но тон понимаю прекрасно.</w:t>
+      </w:r>
+    </w:p>
+    <w:p>
+      <w:pPr>
+        <w:pStyle w:val="BodyText"/>
+      </w:pPr>
+      <w:r>
+        <w:t xml:space="preserve">AIGERIM: Он говорит быстро. Он всегда говорит быстро, когда злится, и медленно, когда боится.</w:t>
+      </w:r>
+    </w:p>
+    <w:p>
+      <w:pPr>
+        <w:pStyle w:val="BodyText"/>
+      </w:pPr>
+      <w:r>
+        <w:t xml:space="preserve">CHOI: Президент, это Чхве. Я в Алматы, Воронцов здесь. Да, сам приехал. Да, с пирогами.</w:t>
+      </w:r>
+    </w:p>
+    <w:p>
+      <w:pPr>
+        <w:pStyle w:val="BodyText"/>
+      </w:pPr>
+      <w:r>
+        <w:t xml:space="preserve">IRINA: Он засмеялся? Президент засмеялся? Я слышу это даже через стол.</w:t>
+      </w:r>
+    </w:p>
+    <w:p>
+      <w:pPr>
+        <w:pStyle w:val="BodyText"/>
+      </w:pPr>
+      <w:r>
+        <w:t xml:space="preserve">AIGERIM: Президент смеётся? Это очень хороший знак, или очень плохой, я пока не знаю.</w:t>
+      </w:r>
+    </w:p>
+    <w:p>
+      <w:pPr>
+        <w:pStyle w:val="BodyText"/>
+      </w:pPr>
+      <w:r>
+        <w:t xml:space="preserve">CHOI: Президент будет говорить по-русски, специально для вас. Я включаю громкую связь.</w:t>
+      </w:r>
+    </w:p>
+    <w:p>
+      <w:pPr>
+        <w:pStyle w:val="BodyText"/>
+      </w:pPr>
+      <w:r>
+        <w:t xml:space="preserve">YUN: Чхве, ты прав. Я должен был сказать тебе в ноябре, и виноват я, а не Воронцов.</w:t>
+      </w:r>
+    </w:p>
+    <w:p>
+      <w:pPr>
+        <w:pStyle w:val="BodyText"/>
+      </w:pPr>
+      <w:r>
+        <w:t xml:space="preserve">CHOI: Президент… извиняется? Передо мной, при всех?</w:t>
+      </w:r>
+    </w:p>
+    <w:p>
+      <w:pPr>
+        <w:pStyle w:val="BodyText"/>
+      </w:pPr>
+      <w:r>
+        <w:t xml:space="preserve">YUN: Да. И второе: «Ладога» идёт в твой план, каждая коробка. Это решение, и я подпишу его сегодня.</w:t>
+      </w:r>
+    </w:p>
+    <w:p>
+      <w:pPr>
+        <w:pStyle w:val="BodyText"/>
+      </w:pPr>
+      <w:r>
+        <w:t xml:space="preserve">CHOI: В мой план… Каждая коробка. Я правильно услышал, господин президент?</w:t>
+      </w:r>
+    </w:p>
+    <w:p>
+      <w:pPr>
+        <w:pStyle w:val="BodyText"/>
+      </w:pPr>
+      <w:r>
+        <w:t xml:space="preserve">YUN: И третье, Чхве. Ты единственный, кто кричал, а остальные молчали. Спасибо, что кричал. Молчание дороже.</w:t>
+      </w:r>
+    </w:p>
+    <w:p>
+      <w:pPr>
+        <w:pStyle w:val="BodyText"/>
+      </w:pPr>
+      <w:r>
+        <w:t xml:space="preserve">ALEKSEY: Господин президент, это Воронцов. Мы договорились с господином Чхве, что «Ладога» два года не идёт в Казахстан.</w:t>
+      </w:r>
+    </w:p>
+    <w:p>
+      <w:pPr>
+        <w:pStyle w:val="BodyText"/>
+      </w:pPr>
+      <w:r>
+        <w:t xml:space="preserve">YUN: Хорошо. Вы договорились вдвоём, без меня, и это лучше всего. Я только подпишу.</w:t>
+      </w:r>
+    </w:p>
+    <w:p>
+      <w:pPr>
+        <w:pStyle w:val="BodyText"/>
+      </w:pPr>
+      <w:r>
+        <w:t xml:space="preserve">CHOI: Он положил трубку. За двадцать лет президент первый раз извинился передо мной, да ещё при русских.</w:t>
+      </w:r>
+    </w:p>
+    <w:p>
+      <w:pPr>
+        <w:pStyle w:val="BodyText"/>
+      </w:pPr>
+      <w:r>
+        <w:t xml:space="preserve">ALEKSEY: При русских и при казахах тоже, потому что Айгерим всё слышала.</w:t>
+      </w:r>
+    </w:p>
+    <w:p>
+      <w:pPr>
+        <w:pStyle w:val="BodyText"/>
+      </w:pPr>
+      <w:r>
+        <w:t xml:space="preserve">AIGERIM: Я ничего не слышала, я просто пила чай, казахский, с молоком.</w:t>
       </w:r>
     </w:p>
     <w:bookmarkEnd w:id="24"/>
@@ -2022,119 +2022,119 @@
         <w:pStyle w:val="FirstParagraph"/>
       </w:pPr>
       <w:r>
-        <w:t xml:space="preserve">CHOI: Воронцов. Последний пирог. Я его не съел. Оставил. Будем есть вдвоём.</w:t>
-      </w:r>
-    </w:p>
-    <w:p>
-      <w:pPr>
-        <w:pStyle w:val="BodyText"/>
-      </w:pPr>
-      <w:r>
-        <w:t xml:space="preserve">ALEKSEY: Он холодный.</w:t>
-      </w:r>
-    </w:p>
-    <w:p>
-      <w:pPr>
-        <w:pStyle w:val="BodyText"/>
-      </w:pPr>
-      <w:r>
-        <w:t xml:space="preserve">CHOI: Холодный пирог — честный пирог. Горячий врёт. Так говорила моя бабушка в Кванджу. Она пекла с кимчи.</w:t>
-      </w:r>
-    </w:p>
-    <w:p>
-      <w:pPr>
-        <w:pStyle w:val="BodyText"/>
-      </w:pPr>
-      <w:r>
-        <w:t xml:space="preserve">ALEKSEY: Господин Чхве, можно вопрос? Вы правда узнали из макета?</w:t>
-      </w:r>
-    </w:p>
-    <w:p>
-      <w:pPr>
-        <w:pStyle w:val="BodyText"/>
-      </w:pPr>
-      <w:r>
-        <w:t xml:space="preserve">CHOI: Хм. Вы умный. Нет. Не из макета. Я знал в ноябре.</w:t>
-      </w:r>
-    </w:p>
-    <w:p>
-      <w:pPr>
-        <w:pStyle w:val="BodyText"/>
-      </w:pPr>
-      <w:r>
-        <w:t xml:space="preserve">ALEKSEY: Как? Президент же не говорил.</w:t>
-      </w:r>
-    </w:p>
-    <w:p>
-      <w:pPr>
-        <w:pStyle w:val="BodyText"/>
-      </w:pPr>
-      <w:r>
-        <w:t xml:space="preserve">CHOI: Доюн сказал. В ноябре. Тихо. «Сонбэ, президент подписывает с Москвой свою марку. Вы должны знать».</w:t>
-      </w:r>
-    </w:p>
-    <w:p>
-      <w:pPr>
-        <w:pStyle w:val="BodyText"/>
-      </w:pPr>
-      <w:r>
-        <w:t xml:space="preserve">ALEKSEY: Доюн? Он… нарушил приказ?</w:t>
-      </w:r>
-    </w:p>
-    <w:p>
-      <w:pPr>
-        <w:pStyle w:val="BodyText"/>
-      </w:pPr>
-      <w:r>
-        <w:t xml:space="preserve">CHOI: Нарушил. Президент сказал: никому до готовности. Доюн решил, что я должен знать. Он думал о вас. И обо мне. Он хотел, чтобы конфликт был в ноябре, а не в январе.</w:t>
-      </w:r>
-    </w:p>
-    <w:p>
-      <w:pPr>
-        <w:pStyle w:val="BodyText"/>
-      </w:pPr>
-      <w:r>
-        <w:t xml:space="preserve">ALEKSEY: А вы? Вы молчали два месяца?</w:t>
-      </w:r>
-    </w:p>
-    <w:p>
-      <w:pPr>
-        <w:pStyle w:val="BodyText"/>
-      </w:pPr>
-      <w:r>
-        <w:t xml:space="preserve">CHOI: Я молчал. Я ждал, что скажет президент. Или вы. Никто не сказал. Тогда я закричал. Когда увидел картинку.</w:t>
-      </w:r>
-    </w:p>
-    <w:p>
-      <w:pPr>
-        <w:pStyle w:val="BodyText"/>
-      </w:pPr>
-      <w:r>
-        <w:t xml:space="preserve">ALEKSEY: Значит, вы кричали не из-за картинки. Из-за молчания.</w:t>
-      </w:r>
-    </w:p>
-    <w:p>
-      <w:pPr>
-        <w:pStyle w:val="BodyText"/>
-      </w:pPr>
-      <w:r>
-        <w:t xml:space="preserve">CHOI: Вы понятливый, Воронцов. Президент рассказывал, как говорит ваша бабушка: медленно, но понятливый. Не говорите никому про Доюна. Особенно президенту. Он нарушил приказ ради нас обоих. Доюн стоит между нами. Между Москвой и Вонджу, между другом и начальником. Ему труднее всех.</w:t>
-      </w:r>
-    </w:p>
-    <w:p>
-      <w:pPr>
-        <w:pStyle w:val="BodyText"/>
-      </w:pPr>
-      <w:r>
-        <w:t xml:space="preserve">ALEKSEY: Не скажу. Но я поговорю с ним. Сам.</w:t>
-      </w:r>
-    </w:p>
-    <w:p>
-      <w:pPr>
-        <w:pStyle w:val="BodyText"/>
-      </w:pPr>
-      <w:r>
-        <w:t xml:space="preserve">CHOI: Поговорите. Только не по телефону. Он ваш друг. Друзьям — пироги. Как мне.</w:t>
+        <w:t xml:space="preserve">CHOI: Воронцов, вот последний пирог. Я его не съел, а оставил, чтобы мы съели его вдвоём.</w:t>
+      </w:r>
+    </w:p>
+    <w:p>
+      <w:pPr>
+        <w:pStyle w:val="BodyText"/>
+      </w:pPr>
+      <w:r>
+        <w:t xml:space="preserve">ALEKSEY: Но он ведь уже совсем холодный.</w:t>
+      </w:r>
+    </w:p>
+    <w:p>
+      <w:pPr>
+        <w:pStyle w:val="BodyText"/>
+      </w:pPr>
+      <w:r>
+        <w:t xml:space="preserve">CHOI: Холодный пирог — честный пирог, а горячий врёт. Так говорила моя бабушка в Кванджу, она пекла с кимчи.</w:t>
+      </w:r>
+    </w:p>
+    <w:p>
+      <w:pPr>
+        <w:pStyle w:val="BodyText"/>
+      </w:pPr>
+      <w:r>
+        <w:t xml:space="preserve">ALEKSEY: Господин Чхве, можно вопрос? Вы правда узнали обо всём из макета?</w:t>
+      </w:r>
+    </w:p>
+    <w:p>
+      <w:pPr>
+        <w:pStyle w:val="BodyText"/>
+      </w:pPr>
+      <w:r>
+        <w:t xml:space="preserve">CHOI: Хм, вы умный. Нет, не из макета. Я знал ещё в ноябре.</w:t>
+      </w:r>
+    </w:p>
+    <w:p>
+      <w:pPr>
+        <w:pStyle w:val="BodyText"/>
+      </w:pPr>
+      <w:r>
+        <w:t xml:space="preserve">ALEKSEY: Как? Ведь президент вам ничего не говорил, вы сами сказали.</w:t>
+      </w:r>
+    </w:p>
+    <w:p>
+      <w:pPr>
+        <w:pStyle w:val="BodyText"/>
+      </w:pPr>
+      <w:r>
+        <w:t xml:space="preserve">CHOI: Мне сказал Доюн, в ноябре, тихо: «Сонбэ, президент подписывает с Москвой свою марку. Вы должны знать».</w:t>
+      </w:r>
+    </w:p>
+    <w:p>
+      <w:pPr>
+        <w:pStyle w:val="BodyText"/>
+      </w:pPr>
+      <w:r>
+        <w:t xml:space="preserve">ALEKSEY: Доюн? Значит, он… нарушил приказ президента?</w:t>
+      </w:r>
+    </w:p>
+    <w:p>
+      <w:pPr>
+        <w:pStyle w:val="BodyText"/>
+      </w:pPr>
+      <w:r>
+        <w:t xml:space="preserve">CHOI: Нарушил. Президент сказал никому не говорить до готовности, но Доюн решил, что я должен знать. Он думал о вас и обо мне, и он хотел, чтобы конфликт был в ноябре, а не в январе, когда уже поздно.</w:t>
+      </w:r>
+    </w:p>
+    <w:p>
+      <w:pPr>
+        <w:pStyle w:val="BodyText"/>
+      </w:pPr>
+      <w:r>
+        <w:t xml:space="preserve">ALEKSEY: А вы? Вы так и молчали целых два месяца?</w:t>
+      </w:r>
+    </w:p>
+    <w:p>
+      <w:pPr>
+        <w:pStyle w:val="BodyText"/>
+      </w:pPr>
+      <w:r>
+        <w:t xml:space="preserve">CHOI: Я молчал и ждал, что скажет президент или вы. Никто не сказал, и тогда я закричал, когда увидел картинку.</w:t>
+      </w:r>
+    </w:p>
+    <w:p>
+      <w:pPr>
+        <w:pStyle w:val="BodyText"/>
+      </w:pPr>
+      <w:r>
+        <w:t xml:space="preserve">ALEKSEY: Значит, вы кричали не из-за картинки, а из-за молчания.</w:t>
+      </w:r>
+    </w:p>
+    <w:p>
+      <w:pPr>
+        <w:pStyle w:val="BodyText"/>
+      </w:pPr>
+      <w:r>
+        <w:t xml:space="preserve">CHOI: Вы понятливый, Воронцов. Президент рассказывал, как говорит ваша бабушка: медленно, но понятливый. Не говорите никому про Доюна, особенно президенту, потому что он нарушил приказ ради нас обоих. Доюн стоит между нами, между Москвой и Вонджу, между другом и начальником, и ему труднее всех.</w:t>
+      </w:r>
+    </w:p>
+    <w:p>
+      <w:pPr>
+        <w:pStyle w:val="BodyText"/>
+      </w:pPr>
+      <w:r>
+        <w:t xml:space="preserve">ALEKSEY: Не скажу никому. Но я поговорю с ним сам, это я ему должен.</w:t>
+      </w:r>
+    </w:p>
+    <w:p>
+      <w:pPr>
+        <w:pStyle w:val="BodyText"/>
+      </w:pPr>
+      <w:r>
+        <w:t xml:space="preserve">CHOI: Поговорите, только не по телефону. Он ваш друг, а друзьям везут пироги, как мне.</w:t>
       </w:r>
     </w:p>
     <w:p>
@@ -3073,7 +3073,7 @@
         <w:t xml:space="preserve">“</w:t>
       </w:r>
       <w:r>
-        <w:t xml:space="preserve">Я извиняюсь за то, в чём виноват. За «Ладогу» я не извиняюсь. Это не вина. Это решение. Его принимали три учредителя и ваш президент, открыто, на бумаге. Решение можно обсуждать. Можно спорить, можно даже отменить. Но за решение не прощают. Его либо принимают, либо нет.</w:t>
+        <w:t xml:space="preserve">Я извиняюсь за то, в чём виноват. За «Ладогу» я не извиняюсь, потому что это не вина, а решение. Его принимали три учредителя и ваш президент, открыто, на бумаге. Решение можно обсуждать, можно спорить, можно даже отменить. Но за решение не прощают. Его либо принимают, либо нет.</w:t>
       </w:r>
       <w:r>
         <w:t xml:space="preserve">”</w:t>
@@ -3179,31 +3179,31 @@
               <w:jc w:val="left"/>
             </w:pPr>
             <w:r>
-              <w:t xml:space="preserve">② 범위 밖</w:t>
-            </w:r>
-          </w:p>
-        </w:tc>
-        <w:tc>
-          <w:tcPr/>
-          <w:p>
-            <w:pPr>
-              <w:pStyle w:val="Compact"/>
-              <w:jc w:val="left"/>
-            </w:pPr>
-            <w:r>
-              <w:t xml:space="preserve">За «Ладогу» я не извиняюсь.</w:t>
-            </w:r>
-          </w:p>
-        </w:tc>
-        <w:tc>
-          <w:tcPr/>
-          <w:p>
-            <w:pPr>
-              <w:pStyle w:val="Compact"/>
-              <w:jc w:val="left"/>
-            </w:pPr>
-            <w:r>
-              <w:t xml:space="preserve">부정 대비</w:t>
+              <w:t xml:space="preserve">② 범위 밖 + 이유</w:t>
+            </w:r>
+          </w:p>
+        </w:tc>
+        <w:tc>
+          <w:tcPr/>
+          <w:p>
+            <w:pPr>
+              <w:pStyle w:val="Compact"/>
+              <w:jc w:val="left"/>
+            </w:pPr>
+            <w:r>
+              <w:t xml:space="preserve">За «Ладогу» я не извиняюсь, потому что это не вина, а решение.</w:t>
+            </w:r>
+          </w:p>
+        </w:tc>
+        <w:tc>
+          <w:tcPr/>
+          <w:p>
+            <w:pPr>
+              <w:pStyle w:val="Compact"/>
+              <w:jc w:val="left"/>
+            </w:pPr>
+            <w:r>
+              <w:t xml:space="preserve">потому что + не…, а… 대조</w:t>
             </w:r>
           </w:p>
         </w:tc>
@@ -3217,31 +3217,31 @@
               <w:jc w:val="left"/>
             </w:pPr>
             <w:r>
-              <w:t xml:space="preserve">③ 정의 대조</w:t>
-            </w:r>
-          </w:p>
-        </w:tc>
-        <w:tc>
-          <w:tcPr/>
-          <w:p>
-            <w:pPr>
-              <w:pStyle w:val="Compact"/>
-              <w:jc w:val="left"/>
-            </w:pPr>
-            <w:r>
-              <w:t xml:space="preserve">Это не вина. Это решение.</w:t>
-            </w:r>
-          </w:p>
-        </w:tc>
-        <w:tc>
-          <w:tcPr/>
-          <w:p>
-            <w:pPr>
-              <w:pStyle w:val="Compact"/>
-              <w:jc w:val="left"/>
-            </w:pPr>
-            <w:r>
-              <w:t xml:space="preserve">명사 대조</w:t>
+              <w:t xml:space="preserve">③ 정당성</w:t>
+            </w:r>
+          </w:p>
+        </w:tc>
+        <w:tc>
+          <w:tcPr/>
+          <w:p>
+            <w:pPr>
+              <w:pStyle w:val="Compact"/>
+              <w:jc w:val="left"/>
+            </w:pPr>
+            <w:r>
+              <w:t xml:space="preserve">Его принимали… открыто, на бумаге.</w:t>
+            </w:r>
+          </w:p>
+        </w:tc>
+        <w:tc>
+          <w:tcPr/>
+          <w:p>
+            <w:pPr>
+              <w:pStyle w:val="Compact"/>
+              <w:jc w:val="left"/>
+            </w:pPr>
+            <w:r>
+              <w:t xml:space="preserve">불완료 과거(과정)</w:t>
             </w:r>
           </w:p>
         </w:tc>
@@ -3255,31 +3255,31 @@
               <w:jc w:val="left"/>
             </w:pPr>
             <w:r>
-              <w:t xml:space="preserve">④ 정당성</w:t>
-            </w:r>
-          </w:p>
-        </w:tc>
-        <w:tc>
-          <w:tcPr/>
-          <w:p>
-            <w:pPr>
-              <w:pStyle w:val="Compact"/>
-              <w:jc w:val="left"/>
-            </w:pPr>
-            <w:r>
-              <w:t xml:space="preserve">Его принимали… открыто, на бумаге.</w:t>
-            </w:r>
-          </w:p>
-        </w:tc>
-        <w:tc>
-          <w:tcPr/>
-          <w:p>
-            <w:pPr>
-              <w:pStyle w:val="Compact"/>
-              <w:jc w:val="left"/>
-            </w:pPr>
-            <w:r>
-              <w:t xml:space="preserve">불완료 과거(과정)</w:t>
+              <w:t xml:space="preserve">④ 허용</w:t>
+            </w:r>
+          </w:p>
+        </w:tc>
+        <w:tc>
+          <w:tcPr/>
+          <w:p>
+            <w:pPr>
+              <w:pStyle w:val="Compact"/>
+              <w:jc w:val="left"/>
+            </w:pPr>
+            <w:r>
+              <w:t xml:space="preserve">Решение можно обсуждать, можно спорить, можно даже отменить.</w:t>
+            </w:r>
+          </w:p>
+        </w:tc>
+        <w:tc>
+          <w:tcPr/>
+          <w:p>
+            <w:pPr>
+              <w:pStyle w:val="Compact"/>
+              <w:jc w:val="left"/>
+            </w:pPr>
+            <w:r>
+              <w:t xml:space="preserve">можно + 부정사 3중 반복</w:t>
             </w:r>
           </w:p>
         </w:tc>
@@ -3293,45 +3293,7 @@
               <w:jc w:val="left"/>
             </w:pPr>
             <w:r>
-              <w:t xml:space="preserve">⑤ 허용</w:t>
-            </w:r>
-          </w:p>
-        </w:tc>
-        <w:tc>
-          <w:tcPr/>
-          <w:p>
-            <w:pPr>
-              <w:pStyle w:val="Compact"/>
-              <w:jc w:val="left"/>
-            </w:pPr>
-            <w:r>
-              <w:t xml:space="preserve">Решение можно обсуждать… можно даже отменить.</w:t>
-            </w:r>
-          </w:p>
-        </w:tc>
-        <w:tc>
-          <w:tcPr/>
-          <w:p>
-            <w:pPr>
-              <w:pStyle w:val="Compact"/>
-              <w:jc w:val="left"/>
-            </w:pPr>
-            <w:r>
-              <w:t xml:space="preserve">можно + 부정사</w:t>
-            </w:r>
-          </w:p>
-        </w:tc>
-      </w:tr>
-      <w:tr>
-        <w:tc>
-          <w:tcPr/>
-          <w:p>
-            <w:pPr>
-              <w:pStyle w:val="Compact"/>
-              <w:jc w:val="left"/>
-            </w:pPr>
-            <w:r>
-              <w:t xml:space="preserve">⑥ 원칙</w:t>
+              <w:t xml:space="preserve">⑤ 원칙</w:t>
             </w:r>
           </w:p>
         </w:tc>
@@ -3379,7 +3341,7 @@
         <w:t xml:space="preserve">“</w:t>
       </w:r>
       <w:r>
-        <w:t xml:space="preserve">Я извиняюсь за то, в чём… За… я не извиняюсь. Это не…, это… … можно…, можно даже… Но… Его либо…, либо нет.</w:t>
+        <w:t xml:space="preserve">Я извиняюсь за то, в чём… За… я не извиняюсь, потому что это не…, а… … можно…, можно даже… Но… Его либо…, либо нет.</w:t>
       </w:r>
       <w:r>
         <w:t xml:space="preserve">”</w:t>
@@ -3398,7 +3360,7 @@
         <w:t xml:space="preserve"> </w:t>
       </w:r>
       <w:r>
-        <w:t xml:space="preserve">за то, в чём · либо… либо · можно даже</w:t>
+        <w:t xml:space="preserve">за то, в чём · потому что · не…, а… · либо… либо · можно даже</w:t>
       </w:r>
       <w:r>
         <w:t xml:space="preserve"> </w:t>
@@ -3414,7 +3376,7 @@
         <w:t xml:space="preserve"> </w:t>
       </w:r>
       <w:r>
-        <w:t xml:space="preserve">정보 공유 실패는 사과하되 결정 자체는 지키는 말을 30~40단어로.</w:t>
+        <w:t xml:space="preserve">정보 공유 실패는 사과하되 결정 자체는 지키는 말을 35~60단어로.</w:t>
       </w:r>
     </w:p>
     <w:bookmarkEnd w:id="30"/>
@@ -3906,119 +3868,119 @@
         <w:pStyle w:val="FirstParagraph"/>
       </w:pPr>
       <w:r>
-        <w:t xml:space="preserve">알렉세이: 최 부사장님? 보론초프입니다. 얘기를 좀 하고 싶습니다. 「라도가」에 대해.</w:t>
-      </w:r>
-    </w:p>
-    <w:p>
-      <w:pPr>
-        <w:pStyle w:val="BodyText"/>
-      </w:pPr>
-      <w:r>
-        <w:t xml:space="preserve">최: 보론초프. 11월에 얘기하고 싶었어야죠. 계약서에 서명할 때. 지금은 — 전화로 하기엔 늦었어요.</w:t>
-      </w:r>
-    </w:p>
-    <w:p>
-      <w:pPr>
-        <w:pStyle w:val="BodyText"/>
-      </w:pPr>
-      <w:r>
-        <w:t xml:space="preserve">알렉세이: 그럼 어디서 언제인지 말씀해 주세요. 가겠습니다.</w:t>
-      </w:r>
-    </w:p>
-    <w:p>
-      <w:pPr>
-        <w:pStyle w:val="BodyText"/>
-      </w:pPr>
-      <w:r>
-        <w:t xml:space="preserve">최: 알마티. 금요일까지 여기 있어요. 목요일 오전 10시. 「알라타우 메드」. 도윤 없이.</w:t>
-      </w:r>
-    </w:p>
-    <w:p>
-      <w:pPr>
-        <w:pStyle w:val="BodyText"/>
-      </w:pPr>
-      <w:r>
-        <w:t xml:space="preserve">알렉세이: 도윤 없이요? 왜요?</w:t>
-      </w:r>
-    </w:p>
-    <w:p>
-      <w:pPr>
-        <w:pStyle w:val="BodyText"/>
-      </w:pPr>
-      <w:r>
-        <w:t xml:space="preserve">최: 도윤은 대표님의 통역이니까요. 난 대표님이 아니라 당신과 얘기하고 싶어요. 러시아어로. 할 줄 알아요.</w:t>
-      </w:r>
-    </w:p>
-    <w:p>
-      <w:pPr>
-        <w:pStyle w:val="BodyText"/>
-      </w:pPr>
-      <w:r>
-        <w:t xml:space="preserve">이리나: 끊었네요. 알렉세이, 같이 갈게요. 숫자를 들고. 의사가 얼마나 겹치는지 계산했어요.</w:t>
-      </w:r>
-    </w:p>
-    <w:p>
-      <w:pPr>
-        <w:pStyle w:val="BodyText"/>
-      </w:pPr>
-      <w:r>
-        <w:t xml:space="preserve">알렉세이: 얼마나요?</w:t>
-      </w:r>
-    </w:p>
-    <w:p>
-      <w:pPr>
-        <w:pStyle w:val="BodyText"/>
-      </w:pPr>
-      <w:r>
-        <w:t xml:space="preserve">이리나: 모스크바에선 — 의사의 18퍼센트가 둘 다 살 거예요. 알마티는 — 몰라요.</w:t>
-      </w:r>
-    </w:p>
-    <w:p>
-      <w:pPr>
-        <w:pStyle w:val="BodyText"/>
-      </w:pPr>
-      <w:r>
-        <w:t xml:space="preserve">올가: 료샤. 기억해: 이건 우리와 그 사람 사이의 이해 충돌이 아니야. 그 사람과 그 사람 대표 사이야. 우린 — 계기일 뿐.</w:t>
-      </w:r>
-    </w:p>
-    <w:p>
-      <w:pPr>
-        <w:pStyle w:val="BodyText"/>
-      </w:pPr>
-      <w:r>
-        <w:t xml:space="preserve">알렉세이: 파이를 들고 찾아가는 계기지.</w:t>
-      </w:r>
-    </w:p>
-    <w:p>
-      <w:pPr>
-        <w:pStyle w:val="BodyText"/>
-      </w:pPr>
-      <w:r>
-        <w:t xml:space="preserve">올가: 무슨 파이?</w:t>
-      </w:r>
-    </w:p>
-    <w:p>
-      <w:pPr>
-        <w:pStyle w:val="BodyText"/>
-      </w:pPr>
-      <w:r>
-        <w:t xml:space="preserve">알렉세이: 할머니가 구우셨어. 세 개. 「배부른 사람은 듣는다」고 하셨어. 손이 지치셨는데도 구우셨어.</w:t>
-      </w:r>
-    </w:p>
-    <w:p>
-      <w:pPr>
-        <w:pStyle w:val="BodyText"/>
-      </w:pPr>
-      <w:r>
-        <w:t xml:space="preserve">올가: 그럼 가져가. 내 논거보다 강해.</w:t>
-      </w:r>
-    </w:p>
-    <w:p>
-      <w:pPr>
-        <w:pStyle w:val="BodyText"/>
-      </w:pPr>
-      <w:r>
-        <w:t xml:space="preserve">이리나: 비행기에 파이는 — 기내 반입이에요. 규정 확인했어요.</w:t>
+        <w:t xml:space="preserve">알렉세이: 최 부사장님? 보론초프입니다. 시간이 괜찮으시면 「라도가」에 대해 얘기를 좀 나누고 싶습니다.</w:t>
+      </w:r>
+    </w:p>
+    <w:p>
+      <w:pPr>
+        <w:pStyle w:val="BodyText"/>
+      </w:pPr>
+      <w:r>
+        <w:t xml:space="preserve">최: 보론초프. 얘기하고 싶었으면 계약서에 서명하던 11월에 그랬어야죠. 지금은 — 전화로 하기엔 늦었어요.</w:t>
+      </w:r>
+    </w:p>
+    <w:p>
+      <w:pPr>
+        <w:pStyle w:val="BodyText"/>
+      </w:pPr>
+      <w:r>
+        <w:t xml:space="preserve">알렉세이: 그럼 어디서 언제가 편하신지 말씀해 주세요. 제가 직접 가겠습니다.</w:t>
+      </w:r>
+    </w:p>
+    <w:p>
+      <w:pPr>
+        <w:pStyle w:val="BodyText"/>
+      </w:pPr>
+      <w:r>
+        <w:t xml:space="preserve">최: 알마티요, 금요일까지 여기 있어요. 목요일 오전 10시, 「알라타우 메드」에서. 그리고 도윤 없이.</w:t>
+      </w:r>
+    </w:p>
+    <w:p>
+      <w:pPr>
+        <w:pStyle w:val="BodyText"/>
+      </w:pPr>
+      <w:r>
+        <w:t xml:space="preserve">알렉세이: 도윤 없이요? 왜요? 그 친구는 늘 우리가 서로 이해하도록 도와주잖아요.</w:t>
+      </w:r>
+    </w:p>
+    <w:p>
+      <w:pPr>
+        <w:pStyle w:val="BodyText"/>
+      </w:pPr>
+      <w:r>
+        <w:t xml:space="preserve">최: 도윤은 대표님의 통역이니까요. 난 대표님이 아니라 당신과 얘기하고 싶어요. 러시아어로요, 할 줄 알아요.</w:t>
+      </w:r>
+    </w:p>
+    <w:p>
+      <w:pPr>
+        <w:pStyle w:val="BodyText"/>
+      </w:pPr>
+      <w:r>
+        <w:t xml:space="preserve">이리나: 끊었네요. 알렉세이, 숫자를 들고 같이 갈게요. 의사가 얼마나 겹치는지 이미 계산했어요.</w:t>
+      </w:r>
+    </w:p>
+    <w:p>
+      <w:pPr>
+        <w:pStyle w:val="BodyText"/>
+      </w:pPr>
+      <w:r>
+        <w:t xml:space="preserve">알렉세이: 그래서 얼마나 돼요? 많은 거예요, 견딜 만한 거예요?</w:t>
+      </w:r>
+    </w:p>
+    <w:p>
+      <w:pPr>
+        <w:pStyle w:val="BodyText"/>
+      </w:pPr>
+      <w:r>
+        <w:t xml:space="preserve">이리나: 모스크바에선 의사의 18퍼센트가 두 젤을 다 살 거예요. 알마티는 아직 몰라요.</w:t>
+      </w:r>
+    </w:p>
+    <w:p>
+      <w:pPr>
+        <w:pStyle w:val="BodyText"/>
+      </w:pPr>
+      <w:r>
+        <w:t xml:space="preserve">올가: 료샤, 기억해. 이건 우리와 그 사람 사이가 아니라 그 사람과 그 사람 대표 사이의 이해 충돌이야. 우린 계기일 뿐이야.</w:t>
+      </w:r>
+    </w:p>
+    <w:p>
+      <w:pPr>
+        <w:pStyle w:val="BodyText"/>
+      </w:pPr>
+      <w:r>
+        <w:t xml:space="preserve">알렉세이: 그것도 파이를 들고 찾아가는 계기지.</w:t>
+      </w:r>
+    </w:p>
+    <w:p>
+      <w:pPr>
+        <w:pStyle w:val="BodyText"/>
+      </w:pPr>
+      <w:r>
+        <w:t xml:space="preserve">올가: 무슨 파이? 지금 진지하게 하는 말이야?</w:t>
+      </w:r>
+    </w:p>
+    <w:p>
+      <w:pPr>
+        <w:pStyle w:val="BodyText"/>
+      </w:pPr>
+      <w:r>
+        <w:t xml:space="preserve">알렉세이: 할머니가 세 개 구우시고 「배부른 사람은 듣는다」고 하셨어. 손이 지치셨는데도 그래도 구우셨어.</w:t>
+      </w:r>
+    </w:p>
+    <w:p>
+      <w:pPr>
+        <w:pStyle w:val="BodyText"/>
+      </w:pPr>
+      <w:r>
+        <w:t xml:space="preserve">올가: 그럼 꼭 가져가. 내 모든 논거보다 강하네.</w:t>
+      </w:r>
+    </w:p>
+    <w:p>
+      <w:pPr>
+        <w:pStyle w:val="BodyText"/>
+      </w:pPr>
+      <w:r>
+        <w:t xml:space="preserve">이리나: 비행기에 파이는 기내 반입이 돼요. 규정 벌써 확인했어요.</w:t>
       </w:r>
     </w:p>
     <w:bookmarkEnd w:id="33"/>
@@ -4036,279 +3998,279 @@
         <w:pStyle w:val="FirstParagraph"/>
       </w:pPr>
       <w:r>
-        <w:t xml:space="preserve">최: 앉아요. 차. 카자흐식, 우유 넣어서. 여긴 그게 예의예요. 아이게림은 나중에 와요. 먼저 — 우리끼리.</w:t>
-      </w:r>
-    </w:p>
-    <w:p>
-      <w:pPr>
-        <w:pStyle w:val="BodyText"/>
-      </w:pPr>
-      <w:r>
-        <w:t xml:space="preserve">알렉세이: 감사합니다. 최 부사장님, 가져온 게… 파이예요. 할머니가 만드신. 양배추.</w:t>
-      </w:r>
-    </w:p>
-    <w:p>
-      <w:pPr>
-        <w:pStyle w:val="BodyText"/>
-      </w:pPr>
-      <w:r>
-        <w:t xml:space="preserve">최: 파이? 모스크바에서 파이를 가져왔어요? 알마티로?</w:t>
-      </w:r>
-    </w:p>
-    <w:p>
-      <w:pPr>
-        <w:pStyle w:val="BodyText"/>
-      </w:pPr>
-      <w:r>
-        <w:t xml:space="preserve">알렉세이: 할머니가 그러셨어요: 배고픈 사람은 흥정하고. 배부른 사람은 — 듣는다.</w:t>
-      </w:r>
-    </w:p>
-    <w:p>
-      <w:pPr>
-        <w:pStyle w:val="BodyText"/>
-      </w:pPr>
-      <w:r>
-        <w:t xml:space="preserve">최: 할머니가 협상가시네. 좋아요. 하나 먹고. 그다음에 소리 지를게요.</w:t>
-      </w:r>
-    </w:p>
-    <w:p>
-      <w:pPr>
-        <w:pStyle w:val="BodyText"/>
-      </w:pPr>
-      <w:r>
-        <w:t xml:space="preserve">알렉세이: 지르세요. 그러려고 왔어요.</w:t>
-      </w:r>
-    </w:p>
-    <w:p>
-      <w:pPr>
-        <w:pStyle w:val="BodyText"/>
-      </w:pPr>
-      <w:r>
-        <w:t xml:space="preserve">이리나: 숫자 먼저 해도 될까요? 고함 전에?</w:t>
-      </w:r>
-    </w:p>
-    <w:p>
-      <w:pPr>
-        <w:pStyle w:val="BodyText"/>
-      </w:pPr>
-      <w:r>
-        <w:t xml:space="preserve">최: 아니요. 먼저 — 나. 세 가지. 첫째. 당신들은 「세진」의 경쟁자를 만들고 있어요. 우리 젤, 우리 공장, 우리 라인 — 그리고 남의 이름. 3년 뒤 모스크바 의사가 말할 거예요: 「’라도가’가 있는데 ’세진’이 왜 필요해?」</w:t>
-      </w:r>
-    </w:p>
-    <w:p>
-      <w:pPr>
-        <w:pStyle w:val="BodyText"/>
-      </w:pPr>
-      <w:r>
-        <w:t xml:space="preserve">알렉세이: 둘째는요?</w:t>
-      </w:r>
-    </w:p>
-    <w:p>
-      <w:pPr>
-        <w:pStyle w:val="BodyText"/>
-      </w:pPr>
-      <w:r>
-        <w:t xml:space="preserve">최: 둘째. 카자흐스탄. 여기 3년 동안 네트워크를 만들었어요. 클리닉 40곳. 의사 하나하나 이름까지 알아요. 「라도가」 상자에 카자흐어를 넣었죠. 그러니까 여기로 온다는 거예요. 내 땅으로. 대표님이 나한테 준.</w:t>
-      </w:r>
-    </w:p>
-    <w:p>
-      <w:pPr>
-        <w:pStyle w:val="BodyText"/>
-      </w:pPr>
-      <w:r>
-        <w:t xml:space="preserve">이리나: 클리닉 40곳. 그 숫자 알아요. 우리가 점검했어요.</w:t>
-      </w:r>
-    </w:p>
-    <w:p>
-      <w:pPr>
-        <w:pStyle w:val="BodyText"/>
-      </w:pPr>
-      <w:r>
-        <w:t xml:space="preserve">알렉세이: 셋째는요?</w:t>
-      </w:r>
-    </w:p>
-    <w:p>
-      <w:pPr>
-        <w:pStyle w:val="BodyText"/>
-      </w:pPr>
-      <w:r>
-        <w:t xml:space="preserve">최: 셋째가 — 제일 나빠요. 시안으로 알았어요. 소희 책상 위, 머그잔 옆에서. 대표님한테서가 아니라. 당신한테서도 아니라. 호수 그림에서. 영업 20년. 20년 동안 난 뭐든 제일 먼저 알았어요 — 경쟁사 가격, 유통사 이탈, 의사들 병까지. 그런데 이번엔 마지막으로 알았어요. 꼬마처럼.</w:t>
-      </w:r>
-    </w:p>
-    <w:p>
-      <w:pPr>
-        <w:pStyle w:val="BodyText"/>
-      </w:pPr>
-      <w:r>
-        <w:t xml:space="preserve">알렉세이: 셋째는 — 맞아요. 우리 잘못이기도 해요. 우린 대표님이 말할 줄 알았어요. 대표님은 우리가 말할 줄 알았고요. 아무도 말하지 않았어요.</w:t>
-      </w:r>
-    </w:p>
-    <w:p>
-      <w:pPr>
-        <w:pStyle w:val="BodyText"/>
-      </w:pPr>
-      <w:r>
-        <w:t xml:space="preserve">최: 그건 실수가 아니에요. 무례예요. 한국에선 그러면 인사도 안 해요.</w:t>
-      </w:r>
-    </w:p>
-    <w:p>
-      <w:pPr>
-        <w:pStyle w:val="BodyText"/>
-      </w:pPr>
-      <w:r>
-        <w:t xml:space="preserve">이리나: 러시아에서도 그러면 인사 안 해요. 일주일은.</w:t>
-      </w:r>
-    </w:p>
-    <w:p>
-      <w:pPr>
-        <w:pStyle w:val="BodyText"/>
-      </w:pPr>
-      <w:r>
-        <w:t xml:space="preserve">알렉세이: 그럼 사과드릴게요. 직접. 그림으로 알게 하신 것에 대해. 「라도가」가 아니라. 그림에 대해.</w:t>
-      </w:r>
-    </w:p>
-    <w:p>
-      <w:pPr>
-        <w:pStyle w:val="BodyText"/>
-      </w:pPr>
-      <w:r>
-        <w:t xml:space="preserve">최: 전부가 아니라 일부만 사과하는군요.</w:t>
-      </w:r>
-    </w:p>
-    <w:p>
-      <w:pPr>
-        <w:pStyle w:val="BodyText"/>
-      </w:pPr>
-      <w:r>
-        <w:t xml:space="preserve">알렉세이: 잘못한 것에 대해 사과해요. 「라도가」는 사과하지 않아요. 그건 잘못이 아니라 결정이에요. 창업자 셋과 부사장님의 대표님이 공개적으로, 서면으로 내린 결정이요. 결정은 논의할 수 있어요. 다툴 수도, 취소할 수도 있죠. 하지만 결정은 용서하는 게 아니에요. 받아들이거나, 아니거나.</w:t>
-      </w:r>
-    </w:p>
-    <w:p>
-      <w:pPr>
-        <w:pStyle w:val="BodyText"/>
-      </w:pPr>
-      <w:r>
-        <w:t xml:space="preserve">최: 흠. 대표님이 그러셨죠: 보론초프는 결정에 대해선 사과 안 한다. 실수에 대해서만. 안 믿었는데.</w:t>
-      </w:r>
-    </w:p>
-    <w:p>
-      <w:pPr>
-        <w:pStyle w:val="BodyText"/>
-      </w:pPr>
-      <w:r>
-        <w:t xml:space="preserve">이리나: 이제 — 숫자요?</w:t>
-      </w:r>
-    </w:p>
-    <w:p>
-      <w:pPr>
-        <w:pStyle w:val="BodyText"/>
-      </w:pPr>
-      <w:r>
-        <w:t xml:space="preserve">최: 이제 — 파이. 그다음 숫자. 할머니 말씀이 맞아요. 아침부터 배고팠어요.</w:t>
-      </w:r>
-    </w:p>
-    <w:p>
-      <w:pPr>
-        <w:pStyle w:val="BodyText"/>
-      </w:pPr>
-      <w:r>
-        <w:t xml:space="preserve">이리나: 드시는 동안. 모스크바. 의사의 18퍼센트가 겹쳐요. 나머지는 「세진」 대신이 아니라 유럽 젤 대신 「라도가」를 살 거예요.</w:t>
-      </w:r>
-    </w:p>
-    <w:p>
-      <w:pPr>
-        <w:pStyle w:val="BodyText"/>
-      </w:pPr>
-      <w:r>
-        <w:t xml:space="preserve">최: 18이면 — 많아요. 내 18이에요.</w:t>
-      </w:r>
-    </w:p>
-    <w:p>
-      <w:pPr>
-        <w:pStyle w:val="BodyText"/>
-      </w:pPr>
-      <w:r>
-        <w:t xml:space="preserve">알렉세이: 부사장님 거죠. 알아요. 코르닐로바와 함께 가르치셨죠.</w:t>
-      </w:r>
-    </w:p>
-    <w:p>
-      <w:pPr>
-        <w:pStyle w:val="BodyText"/>
-      </w:pPr>
-      <w:r>
-        <w:t xml:space="preserve">이리나: 부사장님의 18이 「라도가」를 사도 — 만드는 건 세진이에요. 같은 원주 공장, 같은 라인, 같은 사람들. 생산 대금은 원주로 가요. 볼코프에게도 아니고. 더 비싸게 팔고 밤엔 전화 안 받는 유럽 회사들에게도 아니고. 「라도가」 주사기 하나하나가 — 부사장님 공장의 주문이에요.</w:t>
-      </w:r>
-    </w:p>
-    <w:p>
-      <w:pPr>
-        <w:pStyle w:val="BodyText"/>
-      </w:pPr>
-      <w:r>
-        <w:t xml:space="preserve">최: 나한테가 아니라. 공장에요. 내 부서는 — 「세진」 영업이에요. 내 계획은 — 「세진」이라고 쓰인 상자들이고. 「라도가」는 내 계획에 안 들어가요. 「세진」 대신 팔린 「라도가」 하나하나가 — 내 계획의 마이너스예요. 이사회는 마이너스를 봐요. 공장은 안 봐요.</w:t>
-      </w:r>
-    </w:p>
-    <w:p>
-      <w:pPr>
-        <w:pStyle w:val="BodyText"/>
-      </w:pPr>
-      <w:r>
-        <w:t xml:space="preserve">올가: 그게 진짜 충돌이네요. 우리 사이가 아니라. 영업부와 공장 사이. 세진 내부의.</w:t>
-      </w:r>
-    </w:p>
-    <w:p>
-      <w:pPr>
-        <w:pStyle w:val="BodyText"/>
-      </w:pPr>
-      <w:r>
-        <w:t xml:space="preserve">최: 누구예요? 전화 속 목소리?</w:t>
-      </w:r>
-    </w:p>
-    <w:p>
-      <w:pPr>
-        <w:pStyle w:val="BodyText"/>
-      </w:pPr>
-      <w:r>
-        <w:t xml:space="preserve">알렉세이: 올가 미로노바, 우리 변호사예요. 스피커로. 도윤 없이 온다고 약속했죠. 올가 얘긴 안 하셨잖아요.</w:t>
-      </w:r>
-    </w:p>
-    <w:p>
-      <w:pPr>
-        <w:pStyle w:val="BodyText"/>
-      </w:pPr>
-      <w:r>
-        <w:t xml:space="preserve">최: 교활하네. 말하게 둬요. 맞는 말이에요. 세진 내부의 충돌이에요. 대표님이 만들었어요. 대표님은 침묵하고.</w:t>
-      </w:r>
-    </w:p>
-    <w:p>
-      <w:pPr>
-        <w:pStyle w:val="BodyText"/>
-      </w:pPr>
-      <w:r>
-        <w:t xml:space="preserve">알렉세이: 다 듣고 있어요. 그리고 적어요. 습관이에요.</w:t>
-      </w:r>
-    </w:p>
-    <w:p>
-      <w:pPr>
-        <w:pStyle w:val="BodyText"/>
-      </w:pPr>
-      <w:r>
-        <w:t xml:space="preserve">올가: 그럼 해결책도 세진 내부에 있어요. 우리한테가 아니라. 우리는 제안만 할 수 있어요.</w:t>
-      </w:r>
-    </w:p>
-    <w:p>
-      <w:pPr>
-        <w:pStyle w:val="BodyText"/>
-      </w:pPr>
-      <w:r>
-        <w:t xml:space="preserve">최: 제안해요. 두 번째 파이를 먹고 있어요. 시간 있어요.</w:t>
-      </w:r>
-    </w:p>
-    <w:p>
-      <w:pPr>
-        <w:pStyle w:val="BodyText"/>
-      </w:pPr>
-      <w:r>
-        <w:t xml:space="preserve">이리나: 그럼 12시까지 시간이 있네요. 아이게림이 온다고 했어요.</w:t>
+        <w:t xml:space="preserve">최: 앉아요. 여기 차요, 카자흐식으로 우유 넣은 거. 여긴 그게 예의예요. 아이게림은 나중에 오고, 먼저 우리끼리 얘기하죠.</w:t>
+      </w:r>
+    </w:p>
+    <w:p>
+      <w:pPr>
+        <w:pStyle w:val="BodyText"/>
+      </w:pPr>
+      <w:r>
+        <w:t xml:space="preserve">알렉세이: 감사합니다. 최 부사장님, 가져온 게… 할머니가 만드신 양배추 파이예요.</w:t>
+      </w:r>
+    </w:p>
+    <w:p>
+      <w:pPr>
+        <w:pStyle w:val="BodyText"/>
+      </w:pPr>
+      <w:r>
+        <w:t xml:space="preserve">최: 파이? 모스크바에서 알마티까지 파이를 가져왔다고요? 내가 제대로 들은 거예요?</w:t>
+      </w:r>
+    </w:p>
+    <w:p>
+      <w:pPr>
+        <w:pStyle w:val="BodyText"/>
+      </w:pPr>
+      <w:r>
+        <w:t xml:space="preserve">알렉세이: 할머니가 그러셨어요. 배고픈 사람은 흥정하고, 배부른 사람은 듣는다고.</w:t>
+      </w:r>
+    </w:p>
+    <w:p>
+      <w:pPr>
+        <w:pStyle w:val="BodyText"/>
+      </w:pPr>
+      <w:r>
+        <w:t xml:space="preserve">최: 할머님이 진짜 협상가시네. 좋아요, 하나 먹고, 그다음에 소리 지를게요.</w:t>
+      </w:r>
+    </w:p>
+    <w:p>
+      <w:pPr>
+        <w:pStyle w:val="BodyText"/>
+      </w:pPr>
+      <w:r>
+        <w:t xml:space="preserve">알렉세이: 지르세요. 사실 그러려고 왔어요.</w:t>
+      </w:r>
+    </w:p>
+    <w:p>
+      <w:pPr>
+        <w:pStyle w:val="BodyText"/>
+      </w:pPr>
+      <w:r>
+        <w:t xml:space="preserve">이리나: 고함이 시작되기 전에 숫자부터 보여 드려도 될까요?</w:t>
+      </w:r>
+    </w:p>
+    <w:p>
+      <w:pPr>
+        <w:pStyle w:val="BodyText"/>
+      </w:pPr>
+      <w:r>
+        <w:t xml:space="preserve">최: 아니요, 먼저 나예요, 세 가지가 있어요. 첫째, 당신들은 「세진」의 경쟁자를 만들고 있어요. 우리 젤, 우리 공장, 우리 라인 — 그리고 남의 이름. 3년 뒤 모스크바 의사가 말할 거예요. 「’라도가’가 있는데 ’세진’이 왜 필요해?」</w:t>
+      </w:r>
+    </w:p>
+    <w:p>
+      <w:pPr>
+        <w:pStyle w:val="BodyText"/>
+      </w:pPr>
+      <w:r>
+        <w:t xml:space="preserve">알렉세이: 이해해요. 둘째는 뭐죠?</w:t>
+      </w:r>
+    </w:p>
+    <w:p>
+      <w:pPr>
+        <w:pStyle w:val="BodyText"/>
+      </w:pPr>
+      <w:r>
+        <w:t xml:space="preserve">최: 둘째는 카자흐스탄이에요. 여기서 3년 동안 클리닉 40곳의 네트워크를 만들었고, 의사 하나하나 이름까지 알아요. 그런데 「라도가」 상자에 카자흐어를 넣었으니, 여기로, 대표님이 직접 나한테 주신 내 땅으로 온다는 거잖아요.</w:t>
+      </w:r>
+    </w:p>
+    <w:p>
+      <w:pPr>
+        <w:pStyle w:val="BodyText"/>
+      </w:pPr>
+      <w:r>
+        <w:t xml:space="preserve">이리나: 클리닉 40곳, 그 숫자 알아요. 우리가 점검했으니까요.</w:t>
+      </w:r>
+    </w:p>
+    <w:p>
+      <w:pPr>
+        <w:pStyle w:val="BodyText"/>
+      </w:pPr>
+      <w:r>
+        <w:t xml:space="preserve">알렉세이: 셋째는요? 다 말씀하세요, 듣고 있어요.</w:t>
+      </w:r>
+    </w:p>
+    <w:p>
+      <w:pPr>
+        <w:pStyle w:val="BodyText"/>
+      </w:pPr>
+      <w:r>
+        <w:t xml:space="preserve">최: 셋째가 제일 나빠요. 대표님한테서도, 당신한테서도 아니라 소희 책상 위, 머그잔 옆에 있던 시안, 호수 그림으로 알았어요. 영업 20년 동안 난 뭐든 제일 먼저 알았어요. 경쟁사 가격, 유통사 이탈, 의사들 병까지. 그런데 이번엔 꼬마처럼 마지막으로 알았어요.</w:t>
+      </w:r>
+    </w:p>
+    <w:p>
+      <w:pPr>
+        <w:pStyle w:val="BodyText"/>
+      </w:pPr>
+      <w:r>
+        <w:t xml:space="preserve">알렉세이: 셋째는 맞아요, 우리 잘못이기도 해요. 우린 대표님이 말할 줄 알았고, 대표님은 우리가 말할 줄 알았어요. 결국 아무도 말하지 않았죠.</w:t>
+      </w:r>
+    </w:p>
+    <w:p>
+      <w:pPr>
+        <w:pStyle w:val="BodyText"/>
+      </w:pPr>
+      <w:r>
+        <w:t xml:space="preserve">최: 그건 실수가 아니라 무례예요. 한국에선 그러면 인사도 안 해요.</w:t>
+      </w:r>
+    </w:p>
+    <w:p>
+      <w:pPr>
+        <w:pStyle w:val="BodyText"/>
+      </w:pPr>
+      <w:r>
+        <w:t xml:space="preserve">이리나: 러시아에서도 그러면 인사 안 해요, 적어도 일주일은요.</w:t>
+      </w:r>
+    </w:p>
+    <w:p>
+      <w:pPr>
+        <w:pStyle w:val="BodyText"/>
+      </w:pPr>
+      <w:r>
+        <w:t xml:space="preserve">알렉세이: 그럼 그림으로 알게 하신 것에 대해 직접 사과드릴게요. 「라도가」가 아니라, 바로 그 그림에 대해서요.</w:t>
+      </w:r>
+    </w:p>
+    <w:p>
+      <w:pPr>
+        <w:pStyle w:val="BodyText"/>
+      </w:pPr>
+      <w:r>
+        <w:t xml:space="preserve">최: 그러니까 전부가 아니라 일부만 사과한다는 거군요. 흥미롭네.</w:t>
+      </w:r>
+    </w:p>
+    <w:p>
+      <w:pPr>
+        <w:pStyle w:val="BodyText"/>
+      </w:pPr>
+      <w:r>
+        <w:t xml:space="preserve">알렉세이: 잘못한 것에 대해 사과해요. 「라도가」는 사과하지 않아요. 그건 잘못이 아니라 결정이니까요. 창업자 셋과 부사장님의 대표님이 공개적으로, 서면으로 내린 결정이에요. 결정은 논의할 수 있고, 다툴 수도, 취소할 수도 있죠. 하지만 결정은 용서하는 게 아니에요. 받아들이거나, 아니거나.</w:t>
+      </w:r>
+    </w:p>
+    <w:p>
+      <w:pPr>
+        <w:pStyle w:val="BodyText"/>
+      </w:pPr>
+      <w:r>
+        <w:t xml:space="preserve">최: 흠. 대표님이 보론초프는 결정이 아니라 실수에 대해서만 사과한다고 하셨는데, 안 믿었어요.</w:t>
+      </w:r>
+    </w:p>
+    <w:p>
+      <w:pPr>
+        <w:pStyle w:val="BodyText"/>
+      </w:pPr>
+      <w:r>
+        <w:t xml:space="preserve">이리나: 이제 숫자로 넘어가도 될까요? 오래 안 걸려요, 약속해요.</w:t>
+      </w:r>
+    </w:p>
+    <w:p>
+      <w:pPr>
+        <w:pStyle w:val="BodyText"/>
+      </w:pPr>
+      <w:r>
+        <w:t xml:space="preserve">최: 이제 파이, 그다음 숫자. 할머님 말씀이 맞아요. 아침부터 배고팠거든요.</w:t>
+      </w:r>
+    </w:p>
+    <w:p>
+      <w:pPr>
+        <w:pStyle w:val="BodyText"/>
+      </w:pPr>
+      <w:r>
+        <w:t xml:space="preserve">이리나: 그럼 드시는 동안 말씀드릴게요. 모스크바에서는 의사의 18퍼센트가 겹치고, 나머지는 「세진」 대신이 아니라 유럽 젤 대신 「라도가」를 살 거예요.</w:t>
+      </w:r>
+    </w:p>
+    <w:p>
+      <w:pPr>
+        <w:pStyle w:val="BodyText"/>
+      </w:pPr>
+      <w:r>
+        <w:t xml:space="preserve">최: 18퍼센트면 많아요. 그리고 그건 내 18퍼센트예요.</w:t>
+      </w:r>
+    </w:p>
+    <w:p>
+      <w:pPr>
+        <w:pStyle w:val="BodyText"/>
+      </w:pPr>
+      <w:r>
+        <w:t xml:space="preserve">알렉세이: 부사장님 거죠, 알아요. 코르닐로바와 함께 가르치셨잖아요.</w:t>
+      </w:r>
+    </w:p>
+    <w:p>
+      <w:pPr>
+        <w:pStyle w:val="BodyText"/>
+      </w:pPr>
+      <w:r>
+        <w:t xml:space="preserve">이리나: 부사장님의 18이 「라도가」를 사도 만드는 건 세진이에요. 같은 원주 공장, 같은 라인, 같은 사람들. 생산 대금은 볼코프나, 더 비싸게 팔고 밤엔 전화 안 받는 유럽 회사들이 아니라 원주로 가요. 「라도가」 주사기 하나하나가 부사장님 공장의 주문이에요.</w:t>
+      </w:r>
+    </w:p>
+    <w:p>
+      <w:pPr>
+        <w:pStyle w:val="BodyText"/>
+      </w:pPr>
+      <w:r>
+        <w:t xml:space="preserve">최: 나한테가 아니라 공장에요. 내 부서는 「세진」 영업이고, 내 계획은 「세진」이라고 쓰인 상자들이에요. 「라도가」는 내 계획에 안 들어가니까, 「세진」 대신 팔린 「라도가」 하나하나가 내 계획의 마이너스예요. 이사회는 마이너스는 보지만 공장은 안 봐요.</w:t>
+      </w:r>
+    </w:p>
+    <w:p>
+      <w:pPr>
+        <w:pStyle w:val="BodyText"/>
+      </w:pPr>
+      <w:r>
+        <w:t xml:space="preserve">올가: 그게 진짜 충돌이네요. 우리 사이가 아니라, 세진 내부의 영업부와 공장 사이.</w:t>
+      </w:r>
+    </w:p>
+    <w:p>
+      <w:pPr>
+        <w:pStyle w:val="BodyText"/>
+      </w:pPr>
+      <w:r>
+        <w:t xml:space="preserve">최: 이건 누구예요? 전화 속 저 목소리는?</w:t>
+      </w:r>
+    </w:p>
+    <w:p>
+      <w:pPr>
+        <w:pStyle w:val="BodyText"/>
+      </w:pPr>
+      <w:r>
+        <w:t xml:space="preserve">알렉세이: 올가 미로노바, 우리 변호사예요, 스피커로요. 도윤 없이 온다고 약속했지만, 올가 얘긴 안 하셨잖아요.</w:t>
+      </w:r>
+    </w:p>
+    <w:p>
+      <w:pPr>
+        <w:pStyle w:val="BodyText"/>
+      </w:pPr>
+      <w:r>
+        <w:t xml:space="preserve">최: 교활하네. 말하게 둬요, 맞는 말이니까. 세진 내부의 충돌이에요. 대표님이 만들었고, 대표님은 침묵하죠.</w:t>
+      </w:r>
+    </w:p>
+    <w:p>
+      <w:pPr>
+        <w:pStyle w:val="BodyText"/>
+      </w:pPr>
+      <w:r>
+        <w:t xml:space="preserve">알렉세이: 다 듣고 다 적어요. 직업적인 습관이에요.</w:t>
+      </w:r>
+    </w:p>
+    <w:p>
+      <w:pPr>
+        <w:pStyle w:val="BodyText"/>
+      </w:pPr>
+      <w:r>
+        <w:t xml:space="preserve">올가: 그럼 해결책도 우리가 아니라 세진 내부에 있어요. 우리는 뭔가를 제안할 수 있을 뿐이에요.</w:t>
+      </w:r>
+    </w:p>
+    <w:p>
+      <w:pPr>
+        <w:pStyle w:val="BodyText"/>
+      </w:pPr>
+      <w:r>
+        <w:t xml:space="preserve">최: 제안해요. 두 번째 파이를 먹고 있으니까 시간은 있어요.</w:t>
+      </w:r>
+    </w:p>
+    <w:p>
+      <w:pPr>
+        <w:pStyle w:val="BodyText"/>
+      </w:pPr>
+      <w:r>
+        <w:t xml:space="preserve">이리나: 그럼 12시까지 시간이 있네요. 아이게림이 그때 오겠다고 했으니까요.</w:t>
       </w:r>
     </w:p>
     <w:bookmarkEnd w:id="34"/>
@@ -4326,239 +4288,239 @@
         <w:pStyle w:val="FirstParagraph"/>
       </w:pPr>
       <w:r>
-        <w:t xml:space="preserve">아이게림: 들어가도 돼요? 아이게림이에요. 최 부사장님, 12시에 부르신다고 했죠. 12시예요.</w:t>
-      </w:r>
-    </w:p>
-    <w:p>
-      <w:pPr>
-        <w:pStyle w:val="BodyText"/>
-      </w:pPr>
-      <w:r>
-        <w:t xml:space="preserve">최: 아이게림. 앉아요. 보론초프예요. 파이를 가져왔어요. 내가 다 먹기 전에 드세요.</w:t>
-      </w:r>
-    </w:p>
-    <w:p>
-      <w:pPr>
-        <w:pStyle w:val="BodyText"/>
-      </w:pPr>
-      <w:r>
-        <w:t xml:space="preserve">아이게림: 알렉세이 니콜라예비치, 안녕하세요. 작년에 뵈었죠. 여기서. 판지 얘기를 하셨던 게 기억나요.</w:t>
-      </w:r>
-    </w:p>
-    <w:p>
-      <w:pPr>
-        <w:pStyle w:val="BodyText"/>
-      </w:pPr>
-      <w:r>
-        <w:t xml:space="preserve">알렉세이: 아이게림, 안녕하세요. 질문이 하나 있어요. 의사들이 「라도가」에 대해 물어요?</w:t>
-      </w:r>
-    </w:p>
-    <w:p>
-      <w:pPr>
-        <w:pStyle w:val="BodyText"/>
-      </w:pPr>
-      <w:r>
-        <w:t xml:space="preserve">아이게림: 벌써 물어요. 누가 시안을 전문가 단체방에 올렸어요. 일주일 전에. 의사 셋이 나한테 썼어요: 「언제 나와요?」</w:t>
-      </w:r>
-    </w:p>
-    <w:p>
-      <w:pPr>
-        <w:pStyle w:val="BodyText"/>
-      </w:pPr>
-      <w:r>
-        <w:t xml:space="preserve">최: 봐요. 보이죠? 아직 아무것도 없는데 — 내 의사들이 벌써 딴 데를 봐요.</w:t>
-      </w:r>
-    </w:p>
-    <w:p>
-      <w:pPr>
-        <w:pStyle w:val="BodyText"/>
-      </w:pPr>
-      <w:r>
-        <w:t xml:space="preserve">아이게림: 최 부사장님, 부사장님 의사들은 — 제 의사들이에요. 제가 데려왔어요, 한 명 한 명, 3년 동안. 부사장님이 디나라와 함께 가르치셨고요. 딴 데를 보는 게 아니에요. 앞을 보는 거예요. 그건 달라요. 앞을 보는 의사는 그걸 허락해 주는 사람 곁에 남아요.</w:t>
-      </w:r>
-    </w:p>
-    <w:p>
-      <w:pPr>
-        <w:pStyle w:val="BodyText"/>
-      </w:pPr>
-      <w:r>
-        <w:t xml:space="preserve">최: 아이게림, 당신은 누구 편이에요?</w:t>
-      </w:r>
-    </w:p>
-    <w:p>
-      <w:pPr>
-        <w:pStyle w:val="BodyText"/>
-      </w:pPr>
-      <w:r>
-        <w:t xml:space="preserve">아이게림: 알마티 편이요. 저한테는 창고 하나와 클리닉 40곳이 있어요. 상자에 뭐라고 쓰여 있든 상관없어요. 상자 안에 같은 게 들어 있는 게 중요해요. 그리고 밤에 누가 전화를 받는 게.</w:t>
-      </w:r>
-    </w:p>
-    <w:p>
-      <w:pPr>
-        <w:pStyle w:val="BodyText"/>
-      </w:pPr>
-      <w:r>
-        <w:t xml:space="preserve">최: 오늘은 다들 누군가의 편이네. 내 편은 아무도 없고.</w:t>
-      </w:r>
-    </w:p>
-    <w:p>
-      <w:pPr>
-        <w:pStyle w:val="BodyText"/>
-      </w:pPr>
-      <w:r>
-        <w:t xml:space="preserve">이리나: 아이게림, 의사 중 몇 명이 코르닐로바 시험에 합격했어요? 아베노바를 통해서?</w:t>
-      </w:r>
-    </w:p>
-    <w:p>
-      <w:pPr>
-        <w:pStyle w:val="BodyText"/>
-      </w:pPr>
-      <w:r>
-        <w:t xml:space="preserve">아이게림: 열둘이요. 클리닉 40곳 중에. 나머지는 — 배우는 중이에요.</w:t>
-      </w:r>
-    </w:p>
-    <w:p>
-      <w:pPr>
-        <w:pStyle w:val="BodyText"/>
-      </w:pPr>
-      <w:r>
-        <w:t xml:space="preserve">이리나: 「라도가」는 — 합격한 사람을 위한 거예요. 그게 우리 포지셔닝이에요. 열둘이면 — 30퍼센트. 나머지 70은 — 「세진」만. 다른 선택지 없이.</w:t>
-      </w:r>
-    </w:p>
-    <w:p>
-      <w:pPr>
-        <w:pStyle w:val="BodyText"/>
-      </w:pPr>
-      <w:r>
-        <w:t xml:space="preserve">최: 30퍼센트. 내 최고의 30. 시험에 붙은 사람들. 최고를 빼앗아 가는 거잖아요.</w:t>
-      </w:r>
-    </w:p>
-    <w:p>
-      <w:pPr>
-        <w:pStyle w:val="BodyText"/>
-      </w:pPr>
-      <w:r>
-        <w:t xml:space="preserve">알렉세이: 빼앗는 게 아니에요. 하나를 더 주는 거예요. 기본 메뉴는 — 「세진」. 계절 메뉴는 — 「라도가」.</w:t>
-      </w:r>
-    </w:p>
-    <w:p>
-      <w:pPr>
-        <w:pStyle w:val="BodyText"/>
-      </w:pPr>
-      <w:r>
-        <w:t xml:space="preserve">최: 레스토랑. 당신도 영업 출신이죠, 보론초프. 멋지네. 하지만 의사는 한 가지 요리만 시켜요. 두 가지가 아니라.</w:t>
-      </w:r>
-    </w:p>
-    <w:p>
-      <w:pPr>
-        <w:pStyle w:val="BodyText"/>
-      </w:pPr>
-      <w:r>
-        <w:t xml:space="preserve">아이게림: 항상은 아니에요. 입술은 — 하나. 광대는 — 다른 거. 디나라가 그래요: 부위마다 — 다른 젤. 두 가지가 있으면 좋겠대요.</w:t>
-      </w:r>
-    </w:p>
-    <w:p>
-      <w:pPr>
-        <w:pStyle w:val="BodyText"/>
-      </w:pPr>
-      <w:r>
-        <w:t xml:space="preserve">최: 아베노바가 두 가지를 원한다고? 왜 그걸 그 사람 말고 당신한테서 들어요?</w:t>
-      </w:r>
-    </w:p>
-    <w:p>
-      <w:pPr>
-        <w:pStyle w:val="BodyText"/>
-      </w:pPr>
-      <w:r>
-        <w:t xml:space="preserve">아이게림: 부사장님은 계획을 들고 오시니까요. 전 차를 들고 가고요. 차를 마시면 더 많이 얘기해요.</w:t>
-      </w:r>
-    </w:p>
-    <w:p>
-      <w:pPr>
-        <w:pStyle w:val="BodyText"/>
-      </w:pPr>
-      <w:r>
-        <w:t xml:space="preserve">최: 차. 파이. 오늘은 다 나한테 반대네. 음식까지.</w:t>
-      </w:r>
-    </w:p>
-    <w:p>
-      <w:pPr>
-        <w:pStyle w:val="BodyText"/>
-      </w:pPr>
-      <w:r>
-        <w:t xml:space="preserve">알렉세이: 부사장님께 반대하는 게 아니에요. 부사장님의 두려움에 반대하는 거죠. 그건 달라요.</w:t>
-      </w:r>
-    </w:p>
-    <w:p>
-      <w:pPr>
-        <w:pStyle w:val="BodyText"/>
-      </w:pPr>
-      <w:r>
-        <w:t xml:space="preserve">이리나: 마지막 숫자 하나 해도 될까요? 「라도가」가 지금 카자흐스탄에 들어오면 — 겹침은 30퍼센트. 부사장님의 최고 30. 2년 동안 안 들어오면 — 겹침은 0. 카자흐스탄 계획은 — 단 하나의 손실도 없어요. 2년 뒤에 숫자가 뭐라고 하는지 보죠. 내 숫자 말고. 부사장님 숫자.</w:t>
-      </w:r>
-    </w:p>
-    <w:p>
-      <w:pPr>
-        <w:pStyle w:val="BodyText"/>
-      </w:pPr>
-      <w:r>
-        <w:t xml:space="preserve">최: 2년? 2년 동안 안 들어오겠다고요?</w:t>
-      </w:r>
-    </w:p>
-    <w:p>
-      <w:pPr>
-        <w:pStyle w:val="BodyText"/>
-      </w:pPr>
-      <w:r>
-        <w:t xml:space="preserve">이리나: 전 아무것도 제안 안 해요. 숫자만 보여 드려요. 제안은 알렉세이가 해요.</w:t>
-      </w:r>
-    </w:p>
-    <w:p>
-      <w:pPr>
-        <w:pStyle w:val="BodyText"/>
-      </w:pPr>
-      <w:r>
-        <w:t xml:space="preserve">알렉세이: 제안합니다. 상자의 카자흐어는 그대로 둬요. 하지만 「라도가」는 카자흐스탄에 안 들어가요. 2년.</w:t>
-      </w:r>
-    </w:p>
-    <w:p>
-      <w:pPr>
-        <w:pStyle w:val="BodyText"/>
-      </w:pPr>
-      <w:r>
-        <w:t xml:space="preserve">아이게림: 그럼 물어본 의사 셋은요?</w:t>
-      </w:r>
-    </w:p>
-    <w:p>
-      <w:pPr>
-        <w:pStyle w:val="BodyText"/>
-      </w:pPr>
-      <w:r>
-        <w:t xml:space="preserve">알렉세이: 사실대로 말해 주세요. 「라도가」는 2년 뒤에 온다고. 그동안은 — 「세진」. 같은 젤이라고.</w:t>
-      </w:r>
-    </w:p>
-    <w:p>
-      <w:pPr>
-        <w:pStyle w:val="BodyText"/>
-      </w:pPr>
-      <w:r>
-        <w:t xml:space="preserve">아이게림: 「같은 젤」 — 그건 기꺼이 말할게요. 사실이니까요. 좋은 사실이에요.</w:t>
-      </w:r>
-    </w:p>
-    <w:p>
-      <w:pPr>
-        <w:pStyle w:val="BodyText"/>
-      </w:pPr>
-      <w:r>
-        <w:t xml:space="preserve">최: 2년. 서면으로, 보론초프. 말로 말고.</w:t>
-      </w:r>
-    </w:p>
-    <w:p>
-      <w:pPr>
-        <w:pStyle w:val="BodyText"/>
-      </w:pPr>
-      <w:r>
-        <w:t xml:space="preserve">알렉세이: 서면으로요. 올가가 벌써 쓰고 있어요. 키보드 소리가 들려요.</w:t>
+        <w:t xml:space="preserve">아이게림: 들어가도 돼요? 아이게림이에요. 최 부사장님, 12시에 부르신다고 하셨죠. 지금 딱 12시예요.</w:t>
+      </w:r>
+    </w:p>
+    <w:p>
+      <w:pPr>
+        <w:pStyle w:val="BodyText"/>
+      </w:pPr>
+      <w:r>
+        <w:t xml:space="preserve">최: 아이게림, 앉아요. 보론초프예요, 파이를 가져왔어요. 내가 혼자 다 먹기 전에 드세요.</w:t>
+      </w:r>
+    </w:p>
+    <w:p>
+      <w:pPr>
+        <w:pStyle w:val="BodyText"/>
+      </w:pPr>
+      <w:r>
+        <w:t xml:space="preserve">아이게림: 알렉세이 니콜라예비치, 안녕하세요! 작년에 여기서 뵈었죠. 판지 얘기를 하셨던 게 기억나요.</w:t>
+      </w:r>
+    </w:p>
+    <w:p>
+      <w:pPr>
+        <w:pStyle w:val="BodyText"/>
+      </w:pPr>
+      <w:r>
+        <w:t xml:space="preserve">알렉세이: 아이게림, 안녕하세요. 질문이 하나 있어요. 의사들이 벌써 「라도가」에 대해 물어요?</w:t>
+      </w:r>
+    </w:p>
+    <w:p>
+      <w:pPr>
+        <w:pStyle w:val="BodyText"/>
+      </w:pPr>
+      <w:r>
+        <w:t xml:space="preserve">아이게림: 벌써 물어요. 일주일 전에 누가 시안을 전문가 단체방에 올렸는데, 의사 셋이 나한테 「언제 나와요?」라고 썼어요.</w:t>
+      </w:r>
+    </w:p>
+    <w:p>
+      <w:pPr>
+        <w:pStyle w:val="BodyText"/>
+      </w:pPr>
+      <w:r>
+        <w:t xml:space="preserve">최: 봐요, 보이죠? 아직 아무것도 없는데 내 의사들이 벌써 딴 데를 봐요.</w:t>
+      </w:r>
+    </w:p>
+    <w:p>
+      <w:pPr>
+        <w:pStyle w:val="BodyText"/>
+      </w:pPr>
+      <w:r>
+        <w:t xml:space="preserve">아이게림: 최 부사장님, 부사장님 의사들은 제 의사들이에요. 제가 3년 동안 한 명 한 명 데려왔고, 부사장님이 디나라와 함께 가르치셨죠. 딴 데를 보는 게 아니에요. 앞을 보는 거예요. 그건 달라요. 앞을 보는 의사는 그걸 허락해 주는 사람 곁에 남거든요.</w:t>
+      </w:r>
+    </w:p>
+    <w:p>
+      <w:pPr>
+        <w:pStyle w:val="BodyText"/>
+      </w:pPr>
+      <w:r>
+        <w:t xml:space="preserve">최: 아이게림, 그럼 당신은 이 다툼에서 누구 편이에요?</w:t>
+      </w:r>
+    </w:p>
+    <w:p>
+      <w:pPr>
+        <w:pStyle w:val="BodyText"/>
+      </w:pPr>
+      <w:r>
+        <w:t xml:space="preserve">아이게림: 알마티 편이요. 저한테는 창고 하나와 클리닉 40곳이 있어요. 상자에 뭐라고 쓰여 있든 상관없고, 안에 같은 게 들어 있는 것, 그리고 환자 상태가 나쁜데 의사가 어쩔 줄 모를 때 밤에 누가 전화를 받는 게 중요해요.</w:t>
+      </w:r>
+    </w:p>
+    <w:p>
+      <w:pPr>
+        <w:pStyle w:val="BodyText"/>
+      </w:pPr>
+      <w:r>
+        <w:t xml:space="preserve">최: 오늘은 다들 누군가의 편이네. 내 편만 아무도 없고.</w:t>
+      </w:r>
+    </w:p>
+    <w:p>
+      <w:pPr>
+        <w:pStyle w:val="BodyText"/>
+      </w:pPr>
+      <w:r>
+        <w:t xml:space="preserve">이리나: 아이게림, 의사 중 몇 명이 아베노바를 통해 코르닐로바 시험에 합격했어요?</w:t>
+      </w:r>
+    </w:p>
+    <w:p>
+      <w:pPr>
+        <w:pStyle w:val="BodyText"/>
+      </w:pPr>
+      <w:r>
+        <w:t xml:space="preserve">아이게림: 클리닉 40곳 중에 열둘이요. 나머지는 아직 배우는 중이에요.</w:t>
+      </w:r>
+    </w:p>
+    <w:p>
+      <w:pPr>
+        <w:pStyle w:val="BodyText"/>
+      </w:pPr>
+      <w:r>
+        <w:t xml:space="preserve">이리나: 「라도가」는 합격한 사람을 위한 거고, 그게 우리 포지셔닝이에요. 열둘이면 30퍼센트고, 나머지 70은 다른 선택지 없이 「세진」만 써요.</w:t>
+      </w:r>
+    </w:p>
+    <w:p>
+      <w:pPr>
+        <w:pStyle w:val="BodyText"/>
+      </w:pPr>
+      <w:r>
+        <w:t xml:space="preserve">최: 30퍼센트, 그것도 시험에 붙은 내 최고의 30이에요. 결국 최고를 빼앗아 가는 거잖아요.</w:t>
+      </w:r>
+    </w:p>
+    <w:p>
+      <w:pPr>
+        <w:pStyle w:val="BodyText"/>
+      </w:pPr>
+      <w:r>
+        <w:t xml:space="preserve">알렉세이: 빼앗는 게 아니라 메뉴를 하나 더 주는 거예요. 기본 메뉴는 「세진」, 계절 메뉴는 「라도가」.</w:t>
+      </w:r>
+    </w:p>
+    <w:p>
+      <w:pPr>
+        <w:pStyle w:val="BodyText"/>
+      </w:pPr>
+      <w:r>
+        <w:t xml:space="preserve">최: 레스토랑이라… 당신도 영업 출신이네요, 보론초프, 멋져요. 하지만 의사는 두 가지가 아니라 한 가지 요리만 시켜요.</w:t>
+      </w:r>
+    </w:p>
+    <w:p>
+      <w:pPr>
+        <w:pStyle w:val="BodyText"/>
+      </w:pPr>
+      <w:r>
+        <w:t xml:space="preserve">아이게림: 항상은 아니에요. 입술엔 하나, 광대엔 다른 거. 디나라가 부위마다 다른 젤이 필요하다고 해요. 두 가지가 있으면 좋겠대요.</w:t>
+      </w:r>
+    </w:p>
+    <w:p>
+      <w:pPr>
+        <w:pStyle w:val="BodyText"/>
+      </w:pPr>
+      <w:r>
+        <w:t xml:space="preserve">최: 아베노바가 두 가지를 원한다고? 왜 그걸 그 사람한테서가 아니라 당신한테서 들어요?</w:t>
+      </w:r>
+    </w:p>
+    <w:p>
+      <w:pPr>
+        <w:pStyle w:val="BodyText"/>
+      </w:pPr>
+      <w:r>
+        <w:t xml:space="preserve">아이게림: 부사장님은 계획을 들고 오시니까요. 전 차를 들고 가고요. 차를 마시면 사람들이 더 많이 얘기하거든요.</w:t>
+      </w:r>
+    </w:p>
+    <w:p>
+      <w:pPr>
+        <w:pStyle w:val="BodyText"/>
+      </w:pPr>
+      <w:r>
+        <w:t xml:space="preserve">최: 차에, 파이에… 오늘은 다 나한테 반대네, 음식까지.</w:t>
+      </w:r>
+    </w:p>
+    <w:p>
+      <w:pPr>
+        <w:pStyle w:val="BodyText"/>
+      </w:pPr>
+      <w:r>
+        <w:t xml:space="preserve">알렉세이: 부사장님께 반대하는 게 아니에요. 부사장님의 두려움에 반대하는 거죠. 그건 완전히 다른 거예요.</w:t>
+      </w:r>
+    </w:p>
+    <w:p>
+      <w:pPr>
+        <w:pStyle w:val="BodyText"/>
+      </w:pPr>
+      <w:r>
+        <w:t xml:space="preserve">이리나: 마지막 숫자 하나 해도 될까요? 「라도가」가 지금 카자흐스탄에 들어오면 겹침은 30퍼센트, 부사장님의 최고 30이에요. 2년 동안 안 들어오면 겹침은 0이고, 카자흐스탄 계획은 단 하나의 손실도 없어요. 2년 뒤에 숫자가 뭐라고 하는지 보죠. 내 숫자 말고 부사장님 숫자요.</w:t>
+      </w:r>
+    </w:p>
+    <w:p>
+      <w:pPr>
+        <w:pStyle w:val="BodyText"/>
+      </w:pPr>
+      <w:r>
+        <w:t xml:space="preserve">최: 2년? 꼬박 2년 동안 카자흐스탄에 안 들어오겠다는 거예요?</w:t>
+      </w:r>
+    </w:p>
+    <w:p>
+      <w:pPr>
+        <w:pStyle w:val="BodyText"/>
+      </w:pPr>
+      <w:r>
+        <w:t xml:space="preserve">이리나: 전 아무것도 제안 안 해요, 숫자만 보여 드려요. 제안은 알렉세이가 해요.</w:t>
+      </w:r>
+    </w:p>
+    <w:p>
+      <w:pPr>
+        <w:pStyle w:val="BodyText"/>
+      </w:pPr>
+      <w:r>
+        <w:t xml:space="preserve">알렉세이: 네, 제안합니다. 상자의 카자흐어는 그대로 두지만, 「라도가」는 2년 동안 카자흐스탄에 안 들어가요.</w:t>
+      </w:r>
+    </w:p>
+    <w:p>
+      <w:pPr>
+        <w:pStyle w:val="BodyText"/>
+      </w:pPr>
+      <w:r>
+        <w:t xml:space="preserve">아이게림: 그럼 벌써 물어본 의사 셋한테는 뭐라고 하죠?</w:t>
+      </w:r>
+    </w:p>
+    <w:p>
+      <w:pPr>
+        <w:pStyle w:val="BodyText"/>
+      </w:pPr>
+      <w:r>
+        <w:t xml:space="preserve">알렉세이: 사실대로 말해 주세요. 「라도가」는 2년 뒤에 오고, 그동안은 같은 젤인 「세진」이 있다고요.</w:t>
+      </w:r>
+    </w:p>
+    <w:p>
+      <w:pPr>
+        <w:pStyle w:val="BodyText"/>
+      </w:pPr>
+      <w:r>
+        <w:t xml:space="preserve">아이게림: 「같은 젤」 — 그건 기꺼이 말할게요. 사실이고, 좋은 사실이니까요.</w:t>
+      </w:r>
+    </w:p>
+    <w:p>
+      <w:pPr>
+        <w:pStyle w:val="BodyText"/>
+      </w:pPr>
+      <w:r>
+        <w:t xml:space="preserve">최: 2년 — 하지만 말로 말고 서면으로요, 보론초프.</w:t>
+      </w:r>
+    </w:p>
+    <w:p>
+      <w:pPr>
+        <w:pStyle w:val="BodyText"/>
+      </w:pPr>
+      <w:r>
+        <w:t xml:space="preserve">알렉세이: 물론 서면으로요. 올가가 벌써 쓰고 있어요. 키보드 소리가 들려요.</w:t>
       </w:r>
     </w:p>
     <w:bookmarkEnd w:id="35"/>
@@ -4576,199 +4538,199 @@
         <w:pStyle w:val="FirstParagraph"/>
       </w:pPr>
       <w:r>
-        <w:t xml:space="preserve">최: 카자흐스탄 2년 「라도가」 없음. 좋아요. 하지만 모스크바는 해결이 안 돼요. 내 18퍼센트.</w:t>
-      </w:r>
-    </w:p>
-    <w:p>
-      <w:pPr>
-        <w:pStyle w:val="BodyText"/>
-      </w:pPr>
-      <w:r>
-        <w:t xml:space="preserve">알렉세이: 모스크바는 모스크바가 해결하는 게 아니에요. 원주가 해결해요. 부사장님의 계획이.</w:t>
-      </w:r>
-    </w:p>
-    <w:p>
-      <w:pPr>
-        <w:pStyle w:val="BodyText"/>
-      </w:pPr>
-      <w:r>
-        <w:t xml:space="preserve">최: 무슨 뜻이에요?</w:t>
-      </w:r>
-    </w:p>
-    <w:p>
-      <w:pPr>
-        <w:pStyle w:val="BodyText"/>
-      </w:pPr>
-      <w:r>
-        <w:t xml:space="preserve">올가: 「라도가」 생산이 부사장님 영업부 계획에 산입되면, 마이너스가 없어요. 하나도요. 「라도가」 하나하나가 부사장님 공장, 부사장님 라인, 부사장님 젤의 주문이에요. 라벨만 다를 뿐. 그러면 「라도가」는 부사장님의 경쟁자가 아니에요. 고객이 되는 거죠. 가장 까다로운 고객.</w:t>
-      </w:r>
-    </w:p>
-    <w:p>
-      <w:pPr>
-        <w:pStyle w:val="BodyText"/>
-      </w:pPr>
-      <w:r>
-        <w:t xml:space="preserve">최: 내 계획에 산입? 그건 세진 내부 결정이에요. 대표님이에요.</w:t>
-      </w:r>
-    </w:p>
-    <w:p>
-      <w:pPr>
-        <w:pStyle w:val="BodyText"/>
-      </w:pPr>
-      <w:r>
-        <w:t xml:space="preserve">알렉세이: 그럼 전화하세요. 부사장님이. 부사장님이 대표님께 할 질문이에요. 제 질문이 아니라.</w:t>
-      </w:r>
-    </w:p>
-    <w:p>
-      <w:pPr>
-        <w:pStyle w:val="BodyText"/>
-      </w:pPr>
-      <w:r>
-        <w:t xml:space="preserve">최: 당신 앞에서 대표님께 전화하라고요?</w:t>
-      </w:r>
-    </w:p>
-    <w:p>
-      <w:pPr>
-        <w:pStyle w:val="BodyText"/>
-      </w:pPr>
-      <w:r>
-        <w:t xml:space="preserve">알렉세이: 아니요. 제가 나갈게요. 아이게림, 차 마시러 가요. 이리나도.</w:t>
-      </w:r>
-    </w:p>
-    <w:p>
-      <w:pPr>
-        <w:pStyle w:val="BodyText"/>
-      </w:pPr>
-      <w:r>
-        <w:t xml:space="preserve">최: 잠깐. 앉아요. 당신들 앞에서 걸게요. 대표님이 당신들이 여기 있다는 걸 듣게. 왔다는 걸. 파이를 들고.</w:t>
-      </w:r>
-    </w:p>
-    <w:p>
-      <w:pPr>
-        <w:pStyle w:val="BodyText"/>
-      </w:pPr>
-      <w:r>
-        <w:t xml:space="preserve">이리나: 거네요. 한국어로. 아무것도 못 알아듣겠지만, 말투는 — 알겠어요.</w:t>
-      </w:r>
-    </w:p>
-    <w:p>
-      <w:pPr>
-        <w:pStyle w:val="BodyText"/>
-      </w:pPr>
-      <w:r>
-        <w:t xml:space="preserve">아이게림: 빨리 말하네요. 화날 땐 늘 빨리 말해요. 그리고 겁날 땐 천천히.</w:t>
-      </w:r>
-    </w:p>
-    <w:p>
-      <w:pPr>
-        <w:pStyle w:val="BodyText"/>
-      </w:pPr>
-      <w:r>
-        <w:t xml:space="preserve">최: 대표님. 최입니다. 알마티예요. 보론초프가 여기 있어요. 네. 직접 왔어요. 네, 파이를 들고.</w:t>
-      </w:r>
-    </w:p>
-    <w:p>
-      <w:pPr>
-        <w:pStyle w:val="BodyText"/>
-      </w:pPr>
-      <w:r>
-        <w:t xml:space="preserve">이리나: 웃었어요. 대표님이 웃으셨어요? 테이블 건너로 들려요.</w:t>
-      </w:r>
-    </w:p>
-    <w:p>
-      <w:pPr>
-        <w:pStyle w:val="BodyText"/>
-      </w:pPr>
-      <w:r>
-        <w:t xml:space="preserve">아이게림: 대표님이 웃으신다고요? 좋은 징조네요. 아니면 아주 나쁜 징조든가.</w:t>
-      </w:r>
-    </w:p>
-    <w:p>
-      <w:pPr>
-        <w:pStyle w:val="BodyText"/>
-      </w:pPr>
-      <w:r>
-        <w:t xml:space="preserve">최: 대표님이 러시아어로 말씀하신대요. 일부러 당신들을 위해. 스피커 켤게요.</w:t>
-      </w:r>
-    </w:p>
-    <w:p>
-      <w:pPr>
-        <w:pStyle w:val="BodyText"/>
-      </w:pPr>
-      <w:r>
-        <w:t xml:space="preserve">윤: 최 부사장, 자네가 옳아. 11월에 자네한테 말했어야 했어. 내 잘못이야. 보론초프가 아니라. 나야.</w:t>
-      </w:r>
-    </w:p>
-    <w:p>
-      <w:pPr>
-        <w:pStyle w:val="BodyText"/>
-      </w:pPr>
-      <w:r>
-        <w:t xml:space="preserve">최: 대표님이… 사과하시는 겁니까? 저한테?</w:t>
-      </w:r>
-    </w:p>
-    <w:p>
-      <w:pPr>
-        <w:pStyle w:val="BodyText"/>
-      </w:pPr>
-      <w:r>
-        <w:t xml:space="preserve">윤: 그래. 둘째. 「라도가」는 — 자네 계획에. 상자 하나하나. 결정이야. 오늘 서명하지.</w:t>
-      </w:r>
-    </w:p>
-    <w:p>
-      <w:pPr>
-        <w:pStyle w:val="BodyText"/>
-      </w:pPr>
-      <w:r>
-        <w:t xml:space="preserve">최: 제 계획에. 상자 하나하나.</w:t>
-      </w:r>
-    </w:p>
-    <w:p>
-      <w:pPr>
-        <w:pStyle w:val="BodyText"/>
-      </w:pPr>
-      <w:r>
-        <w:t xml:space="preserve">윤: 그리고 셋째. 최 부사장. 소리 지른 건 자네 혼자였어. 다른 사람들은 침묵했지. 소리 질러 줘서 고마워. 침묵이 더 비싸.</w:t>
-      </w:r>
-    </w:p>
-    <w:p>
-      <w:pPr>
-        <w:pStyle w:val="BodyText"/>
-      </w:pPr>
-      <w:r>
-        <w:t xml:space="preserve">알렉세이: 대표님, 보론초프입니다. 카자흐스탄은 — 2년 동안 「라도가」 없음. 최 부사장님과 합의했습니다.</w:t>
-      </w:r>
-    </w:p>
-    <w:p>
-      <w:pPr>
-        <w:pStyle w:val="BodyText"/>
-      </w:pPr>
-      <w:r>
-        <w:t xml:space="preserve">윤: 좋습니다. 두 분이 합의했군요. 나 없이. 그게 제일 좋아요. 난 서명만 하죠.</w:t>
-      </w:r>
-    </w:p>
-    <w:p>
-      <w:pPr>
-        <w:pStyle w:val="BodyText"/>
-      </w:pPr>
-      <w:r>
-        <w:t xml:space="preserve">최: 끊으셨어요. 20년. 대표님이 처음으로 사과하셨어요. 나한테. 러시아 사람들 앞에서.</w:t>
-      </w:r>
-    </w:p>
-    <w:p>
-      <w:pPr>
-        <w:pStyle w:val="BodyText"/>
-      </w:pPr>
-      <w:r>
-        <w:t xml:space="preserve">알렉세이: 러시아 사람들 앞에서 — 그리고 카자흐 사람 앞에서. 아이게림이 다 들었어요.</w:t>
-      </w:r>
-    </w:p>
-    <w:p>
-      <w:pPr>
-        <w:pStyle w:val="BodyText"/>
-      </w:pPr>
-      <w:r>
-        <w:t xml:space="preserve">아이게림: 아무것도 못 들었어요. 차를 마시고 있었어요. 카자흐식. 우유 넣어서.</w:t>
+        <w:t xml:space="preserve">최: 카자흐스탄에서 2년간 「라도가」 없음, 좋아요. 하지만 그걸로 모스크바, 내 18퍼센트는 해결이 안 돼요.</w:t>
+      </w:r>
+    </w:p>
+    <w:p>
+      <w:pPr>
+        <w:pStyle w:val="BodyText"/>
+      </w:pPr>
+      <w:r>
+        <w:t xml:space="preserve">알렉세이: 모스크바는 모스크바가 아니라 원주가, 정확히는 부사장님의 계획이 해결해요.</w:t>
+      </w:r>
+    </w:p>
+    <w:p>
+      <w:pPr>
+        <w:pStyle w:val="BodyText"/>
+      </w:pPr>
+      <w:r>
+        <w:t xml:space="preserve">최: 무슨 뜻이에요? 좀 더 자세히 설명해 주세요.</w:t>
+      </w:r>
+    </w:p>
+    <w:p>
+      <w:pPr>
+        <w:pStyle w:val="BodyText"/>
+      </w:pPr>
+      <w:r>
+        <w:t xml:space="preserve">올가: 「라도가」 생산이 부사장님 영업부 계획에 산입되면 마이너스가 하나도 없어요. 「라도가」 하나하나가 부사장님 공장, 부사장님 라인, 부사장님 젤의 주문이에요, 라벨만 다를 뿐. 그러면 「라도가」는 부사장님의 경쟁자가 아니라 고객이 되는 거죠. 그것도 가장 까다로운 고객이요.</w:t>
+      </w:r>
+    </w:p>
+    <w:p>
+      <w:pPr>
+        <w:pStyle w:val="BodyText"/>
+      </w:pPr>
+      <w:r>
+        <w:t xml:space="preserve">최: 내 계획에 산입? 그건 세진 내부 결정이고, 대표님이 내리는 거예요.</w:t>
+      </w:r>
+    </w:p>
+    <w:p>
+      <w:pPr>
+        <w:pStyle w:val="BodyText"/>
+      </w:pPr>
+      <w:r>
+        <w:t xml:space="preserve">알렉세이: 그럼 부사장님이 전화하세요. 제 질문이 아니라 부사장님이 대표님께 할 질문이니까요.</w:t>
+      </w:r>
+    </w:p>
+    <w:p>
+      <w:pPr>
+        <w:pStyle w:val="BodyText"/>
+      </w:pPr>
+      <w:r>
+        <w:t xml:space="preserve">최: 지금 당신들 앞에서 대표님께 전화하라고요?</w:t>
+      </w:r>
+    </w:p>
+    <w:p>
+      <w:pPr>
+        <w:pStyle w:val="BodyText"/>
+      </w:pPr>
+      <w:r>
+        <w:t xml:space="preserve">알렉세이: 아니요, 제가 나갈게요. 아이게림, 차 마시러 가요. 이리나도 같이요.</w:t>
+      </w:r>
+    </w:p>
+    <w:p>
+      <w:pPr>
+        <w:pStyle w:val="BodyText"/>
+      </w:pPr>
+      <w:r>
+        <w:t xml:space="preserve">최: 잠깐, 앉아요. 당신들 앞에서 걸게요. 대표님이 당신들이 여기 있다는 걸, 그것도 파이를 들고 왔다는 걸 듣게요.</w:t>
+      </w:r>
+    </w:p>
+    <w:p>
+      <w:pPr>
+        <w:pStyle w:val="BodyText"/>
+      </w:pPr>
+      <w:r>
+        <w:t xml:space="preserve">이리나: 번호를 누르고 한국어로 말하네요. 아무것도 못 알아듣겠지만, 말투는 아주 잘 알겠어요.</w:t>
+      </w:r>
+    </w:p>
+    <w:p>
+      <w:pPr>
+        <w:pStyle w:val="BodyText"/>
+      </w:pPr>
+      <w:r>
+        <w:t xml:space="preserve">아이게림: 빨리 말하네요. 화날 땐 늘 빨리 말하고, 겁날 땐 천천히 말해요.</w:t>
+      </w:r>
+    </w:p>
+    <w:p>
+      <w:pPr>
+        <w:pStyle w:val="BodyText"/>
+      </w:pPr>
+      <w:r>
+        <w:t xml:space="preserve">최: 대표님, 최입니다. 알마티예요. 보론초프가 여기 있어요. 네, 직접 왔어요. 네, 파이를 들고요.</w:t>
+      </w:r>
+    </w:p>
+    <w:p>
+      <w:pPr>
+        <w:pStyle w:val="BodyText"/>
+      </w:pPr>
+      <w:r>
+        <w:t xml:space="preserve">이리나: 웃었어요? 대표님이 웃으셨어요? 테이블 건너까지 들려요.</w:t>
+      </w:r>
+    </w:p>
+    <w:p>
+      <w:pPr>
+        <w:pStyle w:val="BodyText"/>
+      </w:pPr>
+      <w:r>
+        <w:t xml:space="preserve">아이게림: 대표님이 웃으신다고요? 아주 좋은 징조거나, 아주 나쁜 징조예요. 아직은 모르겠어요.</w:t>
+      </w:r>
+    </w:p>
+    <w:p>
+      <w:pPr>
+        <w:pStyle w:val="BodyText"/>
+      </w:pPr>
+      <w:r>
+        <w:t xml:space="preserve">최: 대표님이 일부러 당신들을 위해 러시아어로 말씀하신대요. 스피커 켤게요.</w:t>
+      </w:r>
+    </w:p>
+    <w:p>
+      <w:pPr>
+        <w:pStyle w:val="BodyText"/>
+      </w:pPr>
+      <w:r>
+        <w:t xml:space="preserve">윤: 최 부사장, 자네가 옳아. 11월에 자네한테 말했어야 했어. 보론초프가 아니라 내 잘못이야.</w:t>
+      </w:r>
+    </w:p>
+    <w:p>
+      <w:pPr>
+        <w:pStyle w:val="BodyText"/>
+      </w:pPr>
+      <w:r>
+        <w:t xml:space="preserve">최: 대표님이… 사과하시는 겁니까? 저한테, 모두 앞에서?</w:t>
+      </w:r>
+    </w:p>
+    <w:p>
+      <w:pPr>
+        <w:pStyle w:val="BodyText"/>
+      </w:pPr>
+      <w:r>
+        <w:t xml:space="preserve">윤: 그래. 그리고 둘째, 「라도가」는 상자 하나하나 자네 계획에 들어가. 결정이야, 오늘 서명하지.</w:t>
+      </w:r>
+    </w:p>
+    <w:p>
+      <w:pPr>
+        <w:pStyle w:val="BodyText"/>
+      </w:pPr>
+      <w:r>
+        <w:t xml:space="preserve">최: 제 계획에… 상자 하나하나. 제가 제대로 들은 겁니까, 대표님?</w:t>
+      </w:r>
+    </w:p>
+    <w:p>
+      <w:pPr>
+        <w:pStyle w:val="BodyText"/>
+      </w:pPr>
+      <w:r>
+        <w:t xml:space="preserve">윤: 그리고 셋째, 최 부사장. 소리 지른 건 자네 혼자였고, 다른 사람들은 침묵했지. 소리 질러 줘서 고마워. 침묵이 더 비싸.</w:t>
+      </w:r>
+    </w:p>
+    <w:p>
+      <w:pPr>
+        <w:pStyle w:val="BodyText"/>
+      </w:pPr>
+      <w:r>
+        <w:t xml:space="preserve">알렉세이: 대표님, 보론초프입니다. 최 부사장님과 「라도가」는 2년 동안 카자흐스탄에 안 들어가기로 합의했습니다.</w:t>
+      </w:r>
+    </w:p>
+    <w:p>
+      <w:pPr>
+        <w:pStyle w:val="BodyText"/>
+      </w:pPr>
+      <w:r>
+        <w:t xml:space="preserve">윤: 좋습니다. 두 분이 나 없이 합의했군요. 그게 제일 좋아요. 난 서명만 하죠.</w:t>
+      </w:r>
+    </w:p>
+    <w:p>
+      <w:pPr>
+        <w:pStyle w:val="BodyText"/>
+      </w:pPr>
+      <w:r>
+        <w:t xml:space="preserve">최: 끊으셨어요. 20년 만에 처음으로 대표님이 나한테 사과하셨어요. 그것도 러시아 사람들 앞에서.</w:t>
+      </w:r>
+    </w:p>
+    <w:p>
+      <w:pPr>
+        <w:pStyle w:val="BodyText"/>
+      </w:pPr>
+      <w:r>
+        <w:t xml:space="preserve">알렉세이: 러시아 사람들 앞에서, 그리고 카자흐 사람 앞에서도요. 아이게림이 다 들었으니까요.</w:t>
+      </w:r>
+    </w:p>
+    <w:p>
+      <w:pPr>
+        <w:pStyle w:val="BodyText"/>
+      </w:pPr>
+      <w:r>
+        <w:t xml:space="preserve">아이게림: 아무것도 못 들었어요. 그냥 차를 마시고 있었어요. 카자흐식, 우유 넣어서.</w:t>
       </w:r>
     </w:p>
     <w:bookmarkEnd w:id="36"/>
@@ -4786,119 +4748,119 @@
         <w:pStyle w:val="FirstParagraph"/>
       </w:pPr>
       <w:r>
-        <w:t xml:space="preserve">최: 보론초프. 마지막 파이. 안 먹었어요. 남겨 뒀어요. 둘이 먹어요.</w:t>
-      </w:r>
-    </w:p>
-    <w:p>
-      <w:pPr>
-        <w:pStyle w:val="BodyText"/>
-      </w:pPr>
-      <w:r>
-        <w:t xml:space="preserve">알렉세이: 식었어요.</w:t>
-      </w:r>
-    </w:p>
-    <w:p>
-      <w:pPr>
-        <w:pStyle w:val="BodyText"/>
-      </w:pPr>
-      <w:r>
-        <w:t xml:space="preserve">최: 식은 파이가 — 정직한 파이예요. 뜨거운 건 거짓말을 해요. 광주의 우리 할머니가 그러셨어요. 김치로 부치셨죠.</w:t>
-      </w:r>
-    </w:p>
-    <w:p>
-      <w:pPr>
-        <w:pStyle w:val="BodyText"/>
-      </w:pPr>
-      <w:r>
-        <w:t xml:space="preserve">알렉세이: 최 부사장님, 질문 하나 해도 돼요? 정말 시안으로 아셨어요?</w:t>
-      </w:r>
-    </w:p>
-    <w:p>
-      <w:pPr>
-        <w:pStyle w:val="BodyText"/>
-      </w:pPr>
-      <w:r>
-        <w:t xml:space="preserve">최: 흠. 똑똑하네. 아니요. 시안으로 안 게 아니에요. 11월에 알았어요.</w:t>
-      </w:r>
-    </w:p>
-    <w:p>
-      <w:pPr>
-        <w:pStyle w:val="BodyText"/>
-      </w:pPr>
-      <w:r>
-        <w:t xml:space="preserve">알렉세이: 어떻게요? 대표님은 말씀 안 하셨잖아요.</w:t>
-      </w:r>
-    </w:p>
-    <w:p>
-      <w:pPr>
-        <w:pStyle w:val="BodyText"/>
-      </w:pPr>
-      <w:r>
-        <w:t xml:space="preserve">최: 도윤이 말했어요. 11월에. 조용히. 「선배님, 대표님이 모스크바와 자체 브랜드 계약을 하십니다. 아셔야 합니다」.</w:t>
-      </w:r>
-    </w:p>
-    <w:p>
-      <w:pPr>
-        <w:pStyle w:val="BodyText"/>
-      </w:pPr>
-      <w:r>
-        <w:t xml:space="preserve">알렉세이: 도윤이요? 그 친구가… 지시를 어겼어요?</w:t>
-      </w:r>
-    </w:p>
-    <w:p>
-      <w:pPr>
-        <w:pStyle w:val="BodyText"/>
-      </w:pPr>
-      <w:r>
-        <w:t xml:space="preserve">최: 어겼죠. 대표님은 — 준비될 때까지 아무에게도 말하지 말라고 하셨어요. 도윤은 내가 알아야 한다고 판단했어요. 당신을 생각했고. 나도 생각했고요. 충돌이 1월이 아니라 11월에 일어나길 바랐어요.</w:t>
-      </w:r>
-    </w:p>
-    <w:p>
-      <w:pPr>
-        <w:pStyle w:val="BodyText"/>
-      </w:pPr>
-      <w:r>
-        <w:t xml:space="preserve">알렉세이: 그럼 부사장님은요? 두 달 동안 침묵하셨어요?</w:t>
-      </w:r>
-    </w:p>
-    <w:p>
-      <w:pPr>
-        <w:pStyle w:val="BodyText"/>
-      </w:pPr>
-      <w:r>
-        <w:t xml:space="preserve">최: 침묵했어요. 대표님이 말하길 기다렸어요. 아니면 당신이. 아무도 말 안 했어요. 그래서 소리 질렀어요. 그림을 봤을 때.</w:t>
-      </w:r>
-    </w:p>
-    <w:p>
-      <w:pPr>
-        <w:pStyle w:val="BodyText"/>
-      </w:pPr>
-      <w:r>
-        <w:t xml:space="preserve">알렉세이: 그러니까 그림 때문이 아니라. 침묵 때문에 소리 지르신 거네요.</w:t>
-      </w:r>
-    </w:p>
-    <w:p>
-      <w:pPr>
-        <w:pStyle w:val="BodyText"/>
-      </w:pPr>
-      <w:r>
-        <w:t xml:space="preserve">최: 알아듣는 사람이네요, 보론초프. 대표님이 할머님 말씀을 전해 주셨어요: 느리지만 알아듣는다고. 도윤 얘긴 아무에게도 하지 마요. 특히 대표님께. 그 친구는 우리 둘을 위해 지시를 어겼어요. 도윤은 우리 사이에 서 있어요. 모스크바와 원주 사이, 친구와 상사 사이. 제일 힘든 건 그 친구예요.</w:t>
-      </w:r>
-    </w:p>
-    <w:p>
-      <w:pPr>
-        <w:pStyle w:val="BodyText"/>
-      </w:pPr>
-      <w:r>
-        <w:t xml:space="preserve">알렉세이: 말 안 할게요. 하지만 그 친구와는 얘기할게요. 직접.</w:t>
-      </w:r>
-    </w:p>
-    <w:p>
-      <w:pPr>
-        <w:pStyle w:val="BodyText"/>
-      </w:pPr>
-      <w:r>
-        <w:t xml:space="preserve">최: 하세요. 단, 전화로 말고. 친구잖아요. 친구에게는 — 파이. 나한테처럼.</w:t>
+        <w:t xml:space="preserve">최: 보론초프, 마지막 파이예요. 안 먹고 남겨 뒀어요. 둘이 먹으려고요.</w:t>
+      </w:r>
+    </w:p>
+    <w:p>
+      <w:pPr>
+        <w:pStyle w:val="BodyText"/>
+      </w:pPr>
+      <w:r>
+        <w:t xml:space="preserve">알렉세이: 그런데 벌써 완전히 식었잖아요.</w:t>
+      </w:r>
+    </w:p>
+    <w:p>
+      <w:pPr>
+        <w:pStyle w:val="BodyText"/>
+      </w:pPr>
+      <w:r>
+        <w:t xml:space="preserve">최: 식은 파이가 정직한 파이예요. 뜨거운 건 거짓말을 해요. 광주의 우리 할머니가 그러셨어요. 김치로 부치셨죠.</w:t>
+      </w:r>
+    </w:p>
+    <w:p>
+      <w:pPr>
+        <w:pStyle w:val="BodyText"/>
+      </w:pPr>
+      <w:r>
+        <w:t xml:space="preserve">알렉세이: 최 부사장님, 질문 하나 해도 돼요? 정말 전부 시안으로 아셨어요?</w:t>
+      </w:r>
+    </w:p>
+    <w:p>
+      <w:pPr>
+        <w:pStyle w:val="BodyText"/>
+      </w:pPr>
+      <w:r>
+        <w:t xml:space="preserve">최: 흠, 똑똑하네. 아니요, 시안으로 안 게 아니에요. 11월에 이미 알았어요.</w:t>
+      </w:r>
+    </w:p>
+    <w:p>
+      <w:pPr>
+        <w:pStyle w:val="BodyText"/>
+      </w:pPr>
+      <w:r>
+        <w:t xml:space="preserve">알렉세이: 어떻게요? 대표님은 아무 말씀도 안 하셨다고 직접 그러셨잖아요.</w:t>
+      </w:r>
+    </w:p>
+    <w:p>
+      <w:pPr>
+        <w:pStyle w:val="BodyText"/>
+      </w:pPr>
+      <w:r>
+        <w:t xml:space="preserve">최: 도윤이 11월에 조용히 말했어요. 「선배님, 대표님이 모스크바와 자체 브랜드 계약을 하십니다. 아셔야 합니다」.</w:t>
+      </w:r>
+    </w:p>
+    <w:p>
+      <w:pPr>
+        <w:pStyle w:val="BodyText"/>
+      </w:pPr>
+      <w:r>
+        <w:t xml:space="preserve">알렉세이: 도윤이요? 그럼 그 친구가… 대표님 지시를 어긴 거예요?</w:t>
+      </w:r>
+    </w:p>
+    <w:p>
+      <w:pPr>
+        <w:pStyle w:val="BodyText"/>
+      </w:pPr>
+      <w:r>
+        <w:t xml:space="preserve">최: 어겼죠. 대표님은 준비될 때까지 아무에게도 말하지 말라고 하셨는데, 도윤은 내가 알아야 한다고 판단했어요. 당신도, 나도 생각한 거예요. 이미 늦은 1월이 아니라 11월에 충돌이 일어나길 바랐어요.</w:t>
+      </w:r>
+    </w:p>
+    <w:p>
+      <w:pPr>
+        <w:pStyle w:val="BodyText"/>
+      </w:pPr>
+      <w:r>
+        <w:t xml:space="preserve">알렉세이: 그럼 부사장님은요? 꼬박 두 달 동안 침묵하셨어요?</w:t>
+      </w:r>
+    </w:p>
+    <w:p>
+      <w:pPr>
+        <w:pStyle w:val="BodyText"/>
+      </w:pPr>
+      <w:r>
+        <w:t xml:space="preserve">최: 침묵하면서 대표님이나 당신이 말하길 기다렸어요. 아무도 말 안 해서, 그림을 봤을 때 소리 지른 거예요.</w:t>
+      </w:r>
+    </w:p>
+    <w:p>
+      <w:pPr>
+        <w:pStyle w:val="BodyText"/>
+      </w:pPr>
+      <w:r>
+        <w:t xml:space="preserve">알렉세이: 그러니까 그림 때문이 아니라 침묵 때문에 소리 지르신 거네요.</w:t>
+      </w:r>
+    </w:p>
+    <w:p>
+      <w:pPr>
+        <w:pStyle w:val="BodyText"/>
+      </w:pPr>
+      <w:r>
+        <w:t xml:space="preserve">최: 알아듣는 사람이네요, 보론초프. 대표님이 할머님 말씀을 전해 주셨어요. 느리지만 알아듣는다고. 도윤 얘긴 아무에게도, 특히 대표님께는 하지 마요. 그 친구는 우리 둘을 위해 지시를 어겼어요. 도윤은 우리 사이, 모스크바와 원주 사이, 친구와 상사 사이에 서 있어요. 제일 힘든 건 그 친구예요.</w:t>
+      </w:r>
+    </w:p>
+    <w:p>
+      <w:pPr>
+        <w:pStyle w:val="BodyText"/>
+      </w:pPr>
+      <w:r>
+        <w:t xml:space="preserve">알렉세이: 아무에게도 말 안 할게요. 하지만 그 친구와는 직접 얘기할게요. 그 친구한테 빚졌으니까요.</w:t>
+      </w:r>
+    </w:p>
+    <w:p>
+      <w:pPr>
+        <w:pStyle w:val="BodyText"/>
+      </w:pPr>
+      <w:r>
+        <w:t xml:space="preserve">최: 하세요, 단 전화로 말고요. 친구잖아요. 친구에게는 파이를 가져가는 거예요. 나한테처럼.</w:t>
       </w:r>
     </w:p>
     <w:bookmarkEnd w:id="37"/>
